--- a/docx/en/BUFR_TableD_en_18.docx
+++ b/docx/en/BUFR_TableD_en_18.docx
@@ -8,19 +8,33 @@
       </w:pPr>
       <w:r>
         <w:rPr>
-          <w:rFonts w:ascii="Arial" w:hAnsi="Arial"/>
+          <w:rFonts w:ascii="Verdana" w:hAnsi="Verdana"/>
           <w:b/>
           <w:sz w:val="22"/>
         </w:rPr>
-        <w:t>BUFR Table D — Category 18: Radiological report sequences</w:t>
+        <w:t>Category 18: Radiological report sequences</w:t>
       </w:r>
     </w:p>
     <w:tbl>
       <w:tblPr>
         <w:tblStyle w:val="TableGrid"/>
         <w:tblW w:type="auto" w:w="0"/>
-        <w:jc w:val="center"/>
+        <w:jc w:val="left"/>
         <w:tblLook w:firstColumn="1" w:firstRow="1" w:lastColumn="0" w:lastRow="0" w:noHBand="0" w:noVBand="1" w:val="04A0"/>
+        <w:tblBorders>
+          <w:top w:val="single" w:sz="4" w:space="0" w:color="595959"/>
+          <w:left w:val="single" w:sz="4" w:space="0" w:color="595959"/>
+          <w:bottom w:val="single" w:sz="4" w:space="0" w:color="595959"/>
+          <w:right w:val="single" w:sz="4" w:space="0" w:color="595959"/>
+          <w:insideH w:val="single" w:sz="4" w:space="0" w:color="595959"/>
+          <w:insideV w:val="single" w:sz="4" w:space="0" w:color="595959"/>
+        </w:tblBorders>
+        <w:tblCellMar>
+          <w:top w:w="85" w:type="dxa"/>
+          <w:left w:w="85" w:type="dxa"/>
+          <w:bottom w:w="85" w:type="dxa"/>
+          <w:right w:w="85" w:type="dxa"/>
+        </w:tblCellMar>
       </w:tblPr>
       <w:tblGrid>
         <w:gridCol w:w="2163"/>
@@ -32,20 +46,20 @@
         <w:gridCol w:w="2163"/>
       </w:tblGrid>
       <w:tr>
+        <w:trPr>
+          <w:tblHeader/>
+        </w:trPr>
         <w:tc>
           <w:tcPr>
             <w:tcW w:type="dxa" w:w="2163"/>
-            <w:shd w:val="clear" w:color="auto" w:fill="D9E2F3"/>
+            <w:shd w:val="clear" w:color="auto" w:fill="D9D9D9"/>
           </w:tcPr>
           <w:p>
-            <w:pPr>
-              <w:jc w:val="center"/>
-            </w:pPr>
             <w:r/>
             <w:r>
               <w:rPr>
-                <w:rFonts w:ascii="Arial" w:hAnsi="Arial"/>
-                <w:b/>
+                <w:rFonts w:ascii="Verdana" w:hAnsi="Verdana"/>
+                <w:b w:val="0"/>
                 <w:sz w:val="16"/>
               </w:rPr>
               <w:t>FXY1</w:t>
@@ -55,57 +69,48 @@
         <w:tc>
           <w:tcPr>
             <w:tcW w:type="dxa" w:w="2163"/>
-            <w:shd w:val="clear" w:color="auto" w:fill="D9E2F3"/>
+            <w:shd w:val="clear" w:color="auto" w:fill="D9D9D9"/>
           </w:tcPr>
           <w:p>
-            <w:pPr>
-              <w:jc w:val="center"/>
-            </w:pPr>
             <w:r/>
             <w:r>
               <w:rPr>
-                <w:rFonts w:ascii="Arial" w:hAnsi="Arial"/>
-                <w:b/>
+                <w:rFonts w:ascii="Verdana" w:hAnsi="Verdana"/>
+                <w:b w:val="0"/>
                 <w:sz w:val="16"/>
               </w:rPr>
-              <w:t>Title</w:t>
+              <w:t>TITLE</w:t>
             </w:r>
           </w:p>
         </w:tc>
         <w:tc>
           <w:tcPr>
             <w:tcW w:type="dxa" w:w="2163"/>
-            <w:shd w:val="clear" w:color="auto" w:fill="D9E2F3"/>
+            <w:shd w:val="clear" w:color="auto" w:fill="D9D9D9"/>
           </w:tcPr>
           <w:p>
-            <w:pPr>
-              <w:jc w:val="center"/>
-            </w:pPr>
             <w:r/>
             <w:r>
               <w:rPr>
-                <w:rFonts w:ascii="Arial" w:hAnsi="Arial"/>
-                <w:b/>
+                <w:rFonts w:ascii="Verdana" w:hAnsi="Verdana"/>
+                <w:b w:val="0"/>
                 <w:sz w:val="16"/>
               </w:rPr>
-              <w:t>SubTitle</w:t>
+              <w:t>SUBTITLE</w:t>
             </w:r>
           </w:p>
         </w:tc>
         <w:tc>
           <w:tcPr>
             <w:tcW w:type="dxa" w:w="2163"/>
-            <w:shd w:val="clear" w:color="auto" w:fill="D9E2F3"/>
+            <w:shd w:val="clear" w:color="auto" w:fill="D9D9D9"/>
           </w:tcPr>
           <w:p>
-            <w:pPr>
-              <w:jc w:val="center"/>
-            </w:pPr>
             <w:r/>
             <w:r>
               <w:rPr>
-                <w:rFonts w:ascii="Arial" w:hAnsi="Arial"/>
-                <w:b/>
+                <w:rFonts w:ascii="Verdana" w:hAnsi="Verdana"/>
+                <w:b w:val="0"/>
                 <w:sz w:val="16"/>
               </w:rPr>
               <w:t>FXY2</w:t>
@@ -115,65 +120,59 @@
         <w:tc>
           <w:tcPr>
             <w:tcW w:type="dxa" w:w="2163"/>
-            <w:shd w:val="clear" w:color="auto" w:fill="D9E2F3"/>
+            <w:shd w:val="clear" w:color="auto" w:fill="D9D9D9"/>
           </w:tcPr>
           <w:p>
-            <w:pPr>
-              <w:jc w:val="center"/>
-            </w:pPr>
             <w:r/>
             <w:r>
               <w:rPr>
-                <w:rFonts w:ascii="Arial" w:hAnsi="Arial"/>
-                <w:b/>
+                <w:rFonts w:ascii="Verdana" w:hAnsi="Verdana"/>
+                <w:b w:val="0"/>
                 <w:sz w:val="16"/>
               </w:rPr>
-              <w:t>ElementName</w:t>
+              <w:t>ELEMENT NAME</w:t>
             </w:r>
           </w:p>
         </w:tc>
         <w:tc>
           <w:tcPr>
             <w:tcW w:type="dxa" w:w="2163"/>
-            <w:shd w:val="clear" w:color="auto" w:fill="D9E2F3"/>
+            <w:shd w:val="clear" w:color="auto" w:fill="D9D9D9"/>
           </w:tcPr>
           <w:p>
-            <w:pPr>
-              <w:jc w:val="center"/>
-            </w:pPr>
             <w:r/>
             <w:r>
               <w:rPr>
-                <w:rFonts w:ascii="Arial" w:hAnsi="Arial"/>
-                <w:b/>
+                <w:rFonts w:ascii="Verdana" w:hAnsi="Verdana"/>
+                <w:b w:val="0"/>
                 <w:sz w:val="16"/>
               </w:rPr>
-              <w:t>Description</w:t>
+              <w:t>ELEMENT DESCRIPTION</w:t>
             </w:r>
           </w:p>
         </w:tc>
         <w:tc>
           <w:tcPr>
             <w:tcW w:type="dxa" w:w="2163"/>
-            <w:shd w:val="clear" w:color="auto" w:fill="D9E2F3"/>
+            <w:shd w:val="clear" w:color="auto" w:fill="D9D9D9"/>
           </w:tcPr>
           <w:p>
-            <w:pPr>
-              <w:jc w:val="center"/>
-            </w:pPr>
             <w:r/>
             <w:r>
               <w:rPr>
-                <w:rFonts w:ascii="Arial" w:hAnsi="Arial"/>
-                <w:b/>
+                <w:rFonts w:ascii="Verdana" w:hAnsi="Verdana"/>
+                <w:b w:val="0"/>
                 <w:sz w:val="16"/>
               </w:rPr>
-              <w:t>Note</w:t>
+              <w:t>NOTE</w:t>
             </w:r>
           </w:p>
         </w:tc>
       </w:tr>
       <w:tr>
+        <w:trPr>
+          <w:cantSplit/>
+        </w:trPr>
         <w:tc>
           <w:tcPr>
             <w:tcW w:type="dxa" w:w="2163"/>
@@ -186,11 +185,11 @@
             </w:r>
             <w:r>
               <w:rPr>
-                <w:rFonts w:ascii="Arial" w:hAnsi="Arial"/>
+                <w:rFonts w:ascii="Verdana" w:hAnsi="Verdana"/>
                 <w:b/>
                 <w:sz w:val="16"/>
               </w:rPr>
-              <w:t>318001</w:t>
+              <w:t>3 18 001</w:t>
             </w:r>
           </w:p>
         </w:tc>
@@ -206,7 +205,7 @@
             </w:r>
             <w:r>
               <w:rPr>
-                <w:rFonts w:ascii="Arial" w:hAnsi="Arial"/>
+                <w:rFonts w:ascii="Verdana" w:hAnsi="Verdana"/>
                 <w:b/>
                 <w:sz w:val="16"/>
               </w:rPr>
@@ -221,7 +220,7 @@
             <w:r/>
             <w:r>
               <w:rPr>
-                <w:rFonts w:ascii="Arial" w:hAnsi="Arial"/>
+                <w:rFonts w:ascii="Verdana" w:hAnsi="Verdana"/>
                 <w:b w:val="0"/>
                 <w:sz w:val="16"/>
               </w:rPr>
@@ -236,11 +235,11 @@
             <w:r/>
             <w:r>
               <w:rPr>
-                <w:rFonts w:ascii="Arial" w:hAnsi="Arial"/>
+                <w:rFonts w:ascii="Verdana" w:hAnsi="Verdana"/>
                 <w:b w:val="0"/>
                 <w:sz w:val="16"/>
               </w:rPr>
-              <w:t>301025</w:t>
+              <w:t>3 01 025</w:t>
             </w:r>
           </w:p>
         </w:tc>
@@ -252,7 +251,7 @@
             <w:r/>
             <w:r>
               <w:rPr>
-                <w:rFonts w:ascii="Arial" w:hAnsi="Arial"/>
+                <w:rFonts w:ascii="Verdana" w:hAnsi="Verdana"/>
                 <w:b w:val="0"/>
                 <w:sz w:val="16"/>
               </w:rPr>
@@ -268,7 +267,7 @@
             <w:r/>
             <w:r>
               <w:rPr>
-                <w:rFonts w:ascii="Arial" w:hAnsi="Arial"/>
+                <w:rFonts w:ascii="Verdana" w:hAnsi="Verdana"/>
                 <w:b w:val="0"/>
                 <w:sz w:val="16"/>
               </w:rPr>
@@ -283,7 +282,7 @@
             <w:r/>
             <w:r>
               <w:rPr>
-                <w:rFonts w:ascii="Arial" w:hAnsi="Arial"/>
+                <w:rFonts w:ascii="Verdana" w:hAnsi="Verdana"/>
                 <w:b w:val="0"/>
                 <w:sz w:val="16"/>
               </w:rPr>
@@ -292,6 +291,9 @@
         </w:tc>
       </w:tr>
       <w:tr>
+        <w:trPr>
+          <w:cantSplit/>
+        </w:trPr>
         <w:tc>
           <w:tcPr>
             <w:tcW w:type="dxa" w:w="2163"/>
@@ -300,7 +302,7 @@
             <w:r/>
             <w:r>
               <w:rPr>
-                <w:rFonts w:ascii="Arial" w:hAnsi="Arial"/>
+                <w:rFonts w:ascii="Verdana" w:hAnsi="Verdana"/>
                 <w:b w:val="0"/>
                 <w:sz w:val="16"/>
               </w:rPr>
@@ -315,7 +317,7 @@
             <w:r/>
             <w:r>
               <w:rPr>
-                <w:rFonts w:ascii="Arial" w:hAnsi="Arial"/>
+                <w:rFonts w:ascii="Verdana" w:hAnsi="Verdana"/>
                 <w:b w:val="0"/>
                 <w:sz w:val="16"/>
               </w:rPr>
@@ -330,7 +332,7 @@
             <w:r/>
             <w:r>
               <w:rPr>
-                <w:rFonts w:ascii="Arial" w:hAnsi="Arial"/>
+                <w:rFonts w:ascii="Verdana" w:hAnsi="Verdana"/>
                 <w:b w:val="0"/>
                 <w:sz w:val="16"/>
               </w:rPr>
@@ -345,11 +347,11 @@
             <w:r/>
             <w:r>
               <w:rPr>
-                <w:rFonts w:ascii="Arial" w:hAnsi="Arial"/>
+                <w:rFonts w:ascii="Verdana" w:hAnsi="Verdana"/>
                 <w:b w:val="0"/>
                 <w:sz w:val="16"/>
               </w:rPr>
-              <w:t>024011</w:t>
+              <w:t>0 24 011</w:t>
             </w:r>
           </w:p>
         </w:tc>
@@ -361,7 +363,7 @@
             <w:r/>
             <w:r>
               <w:rPr>
-                <w:rFonts w:ascii="Arial" w:hAnsi="Arial"/>
+                <w:rFonts w:ascii="Verdana" w:hAnsi="Verdana"/>
                 <w:b w:val="0"/>
                 <w:sz w:val="16"/>
               </w:rPr>
@@ -377,7 +379,7 @@
             <w:r/>
             <w:r>
               <w:rPr>
-                <w:rFonts w:ascii="Arial" w:hAnsi="Arial"/>
+                <w:rFonts w:ascii="Verdana" w:hAnsi="Verdana"/>
                 <w:b w:val="0"/>
                 <w:sz w:val="16"/>
               </w:rPr>
@@ -392,7 +394,7 @@
             <w:r/>
             <w:r>
               <w:rPr>
-                <w:rFonts w:ascii="Arial" w:hAnsi="Arial"/>
+                <w:rFonts w:ascii="Verdana" w:hAnsi="Verdana"/>
                 <w:b w:val="0"/>
                 <w:sz w:val="16"/>
               </w:rPr>
@@ -401,6 +403,9 @@
         </w:tc>
       </w:tr>
       <w:tr>
+        <w:trPr>
+          <w:cantSplit/>
+        </w:trPr>
         <w:tc>
           <w:tcPr>
             <w:tcW w:type="dxa" w:w="2163"/>
@@ -413,11 +418,11 @@
             </w:r>
             <w:r>
               <w:rPr>
-                <w:rFonts w:ascii="Arial" w:hAnsi="Arial"/>
+                <w:rFonts w:ascii="Verdana" w:hAnsi="Verdana"/>
                 <w:b/>
                 <w:sz w:val="16"/>
               </w:rPr>
-              <w:t>318003</w:t>
+              <w:t>3 18 003</w:t>
             </w:r>
           </w:p>
         </w:tc>
@@ -433,7 +438,7 @@
             </w:r>
             <w:r>
               <w:rPr>
-                <w:rFonts w:ascii="Arial" w:hAnsi="Arial"/>
+                <w:rFonts w:ascii="Verdana" w:hAnsi="Verdana"/>
                 <w:b/>
                 <w:sz w:val="16"/>
               </w:rPr>
@@ -448,7 +453,7 @@
             <w:r/>
             <w:r>
               <w:rPr>
-                <w:rFonts w:ascii="Arial" w:hAnsi="Arial"/>
+                <w:rFonts w:ascii="Verdana" w:hAnsi="Verdana"/>
                 <w:b w:val="0"/>
                 <w:sz w:val="16"/>
               </w:rPr>
@@ -463,11 +468,11 @@
             <w:r/>
             <w:r>
               <w:rPr>
-                <w:rFonts w:ascii="Arial" w:hAnsi="Arial"/>
+                <w:rFonts w:ascii="Verdana" w:hAnsi="Verdana"/>
                 <w:b w:val="0"/>
                 <w:sz w:val="16"/>
               </w:rPr>
-              <w:t>301026</w:t>
+              <w:t>3 01 026</w:t>
             </w:r>
           </w:p>
         </w:tc>
@@ -479,7 +484,7 @@
             <w:r/>
             <w:r>
               <w:rPr>
-                <w:rFonts w:ascii="Arial" w:hAnsi="Arial"/>
+                <w:rFonts w:ascii="Verdana" w:hAnsi="Verdana"/>
                 <w:b w:val="0"/>
                 <w:sz w:val="16"/>
               </w:rPr>
@@ -495,7 +500,7 @@
             <w:r/>
             <w:r>
               <w:rPr>
-                <w:rFonts w:ascii="Arial" w:hAnsi="Arial"/>
+                <w:rFonts w:ascii="Verdana" w:hAnsi="Verdana"/>
                 <w:b w:val="0"/>
                 <w:sz w:val="16"/>
               </w:rPr>
@@ -510,7 +515,7 @@
             <w:r/>
             <w:r>
               <w:rPr>
-                <w:rFonts w:ascii="Arial" w:hAnsi="Arial"/>
+                <w:rFonts w:ascii="Verdana" w:hAnsi="Verdana"/>
                 <w:b w:val="0"/>
                 <w:sz w:val="16"/>
               </w:rPr>
@@ -519,6 +524,9 @@
         </w:tc>
       </w:tr>
       <w:tr>
+        <w:trPr>
+          <w:cantSplit/>
+        </w:trPr>
         <w:tc>
           <w:tcPr>
             <w:tcW w:type="dxa" w:w="2163"/>
@@ -527,7 +535,7 @@
             <w:r/>
             <w:r>
               <w:rPr>
-                <w:rFonts w:ascii="Arial" w:hAnsi="Arial"/>
+                <w:rFonts w:ascii="Verdana" w:hAnsi="Verdana"/>
                 <w:b w:val="0"/>
                 <w:sz w:val="16"/>
               </w:rPr>
@@ -542,7 +550,7 @@
             <w:r/>
             <w:r>
               <w:rPr>
-                <w:rFonts w:ascii="Arial" w:hAnsi="Arial"/>
+                <w:rFonts w:ascii="Verdana" w:hAnsi="Verdana"/>
                 <w:b w:val="0"/>
                 <w:sz w:val="16"/>
               </w:rPr>
@@ -557,7 +565,7 @@
             <w:r/>
             <w:r>
               <w:rPr>
-                <w:rFonts w:ascii="Arial" w:hAnsi="Arial"/>
+                <w:rFonts w:ascii="Verdana" w:hAnsi="Verdana"/>
                 <w:b w:val="0"/>
                 <w:sz w:val="16"/>
               </w:rPr>
@@ -572,11 +580,11 @@
             <w:r/>
             <w:r>
               <w:rPr>
-                <w:rFonts w:ascii="Arial" w:hAnsi="Arial"/>
+                <w:rFonts w:ascii="Verdana" w:hAnsi="Verdana"/>
                 <w:b w:val="0"/>
                 <w:sz w:val="16"/>
               </w:rPr>
-              <w:t>024005</w:t>
+              <w:t>0 24 005</w:t>
             </w:r>
           </w:p>
         </w:tc>
@@ -588,7 +596,7 @@
             <w:r/>
             <w:r>
               <w:rPr>
-                <w:rFonts w:ascii="Arial" w:hAnsi="Arial"/>
+                <w:rFonts w:ascii="Verdana" w:hAnsi="Verdana"/>
                 <w:b w:val="0"/>
                 <w:sz w:val="16"/>
               </w:rPr>
@@ -604,7 +612,7 @@
             <w:r/>
             <w:r>
               <w:rPr>
-                <w:rFonts w:ascii="Arial" w:hAnsi="Arial"/>
+                <w:rFonts w:ascii="Verdana" w:hAnsi="Verdana"/>
                 <w:b w:val="0"/>
                 <w:sz w:val="16"/>
               </w:rPr>
@@ -619,7 +627,7 @@
             <w:r/>
             <w:r>
               <w:rPr>
-                <w:rFonts w:ascii="Arial" w:hAnsi="Arial"/>
+                <w:rFonts w:ascii="Verdana" w:hAnsi="Verdana"/>
                 <w:b w:val="0"/>
                 <w:sz w:val="16"/>
               </w:rPr>
@@ -628,6 +636,9 @@
         </w:tc>
       </w:tr>
       <w:tr>
+        <w:trPr>
+          <w:cantSplit/>
+        </w:trPr>
         <w:tc>
           <w:tcPr>
             <w:tcW w:type="dxa" w:w="2163"/>
@@ -636,7 +647,7 @@
             <w:r/>
             <w:r>
               <w:rPr>
-                <w:rFonts w:ascii="Arial" w:hAnsi="Arial"/>
+                <w:rFonts w:ascii="Verdana" w:hAnsi="Verdana"/>
                 <w:b w:val="0"/>
                 <w:sz w:val="16"/>
               </w:rPr>
@@ -651,7 +662,7 @@
             <w:r/>
             <w:r>
               <w:rPr>
-                <w:rFonts w:ascii="Arial" w:hAnsi="Arial"/>
+                <w:rFonts w:ascii="Verdana" w:hAnsi="Verdana"/>
                 <w:b w:val="0"/>
                 <w:sz w:val="16"/>
               </w:rPr>
@@ -666,7 +677,7 @@
             <w:r/>
             <w:r>
               <w:rPr>
-                <w:rFonts w:ascii="Arial" w:hAnsi="Arial"/>
+                <w:rFonts w:ascii="Verdana" w:hAnsi="Verdana"/>
                 <w:b w:val="0"/>
                 <w:sz w:val="16"/>
               </w:rPr>
@@ -681,11 +692,11 @@
             <w:r/>
             <w:r>
               <w:rPr>
-                <w:rFonts w:ascii="Arial" w:hAnsi="Arial"/>
+                <w:rFonts w:ascii="Verdana" w:hAnsi="Verdana"/>
                 <w:b w:val="0"/>
                 <w:sz w:val="16"/>
               </w:rPr>
-              <w:t>024004</w:t>
+              <w:t>0 24 004</w:t>
             </w:r>
           </w:p>
         </w:tc>
@@ -697,7 +708,7 @@
             <w:r/>
             <w:r>
               <w:rPr>
-                <w:rFonts w:ascii="Arial" w:hAnsi="Arial"/>
+                <w:rFonts w:ascii="Verdana" w:hAnsi="Verdana"/>
                 <w:b w:val="0"/>
                 <w:sz w:val="16"/>
               </w:rPr>
@@ -713,7 +724,7 @@
             <w:r/>
             <w:r>
               <w:rPr>
-                <w:rFonts w:ascii="Arial" w:hAnsi="Arial"/>
+                <w:rFonts w:ascii="Verdana" w:hAnsi="Verdana"/>
                 <w:b w:val="0"/>
                 <w:sz w:val="16"/>
               </w:rPr>
@@ -728,7 +739,7 @@
             <w:r/>
             <w:r>
               <w:rPr>
-                <w:rFonts w:ascii="Arial" w:hAnsi="Arial"/>
+                <w:rFonts w:ascii="Verdana" w:hAnsi="Verdana"/>
                 <w:b w:val="0"/>
                 <w:sz w:val="16"/>
               </w:rPr>
@@ -737,6 +748,9 @@
         </w:tc>
       </w:tr>
       <w:tr>
+        <w:trPr>
+          <w:cantSplit/>
+        </w:trPr>
         <w:tc>
           <w:tcPr>
             <w:tcW w:type="dxa" w:w="2163"/>
@@ -745,7 +759,7 @@
             <w:r/>
             <w:r>
               <w:rPr>
-                <w:rFonts w:ascii="Arial" w:hAnsi="Arial"/>
+                <w:rFonts w:ascii="Verdana" w:hAnsi="Verdana"/>
                 <w:b w:val="0"/>
                 <w:sz w:val="16"/>
               </w:rPr>
@@ -760,7 +774,7 @@
             <w:r/>
             <w:r>
               <w:rPr>
-                <w:rFonts w:ascii="Arial" w:hAnsi="Arial"/>
+                <w:rFonts w:ascii="Verdana" w:hAnsi="Verdana"/>
                 <w:b w:val="0"/>
                 <w:sz w:val="16"/>
               </w:rPr>
@@ -775,7 +789,7 @@
             <w:r/>
             <w:r>
               <w:rPr>
-                <w:rFonts w:ascii="Arial" w:hAnsi="Arial"/>
+                <w:rFonts w:ascii="Verdana" w:hAnsi="Verdana"/>
                 <w:b w:val="0"/>
                 <w:sz w:val="16"/>
               </w:rPr>
@@ -790,11 +804,11 @@
             <w:r/>
             <w:r>
               <w:rPr>
-                <w:rFonts w:ascii="Arial" w:hAnsi="Arial"/>
+                <w:rFonts w:ascii="Verdana" w:hAnsi="Verdana"/>
                 <w:b w:val="0"/>
                 <w:sz w:val="16"/>
               </w:rPr>
-              <w:t>024021</w:t>
+              <w:t>0 24 021</w:t>
             </w:r>
           </w:p>
         </w:tc>
@@ -806,7 +820,7 @@
             <w:r/>
             <w:r>
               <w:rPr>
-                <w:rFonts w:ascii="Arial" w:hAnsi="Arial"/>
+                <w:rFonts w:ascii="Verdana" w:hAnsi="Verdana"/>
                 <w:b w:val="0"/>
                 <w:sz w:val="16"/>
               </w:rPr>
@@ -822,7 +836,7 @@
             <w:r/>
             <w:r>
               <w:rPr>
-                <w:rFonts w:ascii="Arial" w:hAnsi="Arial"/>
+                <w:rFonts w:ascii="Verdana" w:hAnsi="Verdana"/>
                 <w:b w:val="0"/>
                 <w:sz w:val="16"/>
               </w:rPr>
@@ -837,7 +851,7 @@
             <w:r/>
             <w:r>
               <w:rPr>
-                <w:rFonts w:ascii="Arial" w:hAnsi="Arial"/>
+                <w:rFonts w:ascii="Verdana" w:hAnsi="Verdana"/>
                 <w:b w:val="0"/>
                 <w:sz w:val="16"/>
               </w:rPr>
@@ -846,6 +860,9 @@
         </w:tc>
       </w:tr>
       <w:tr>
+        <w:trPr>
+          <w:cantSplit/>
+        </w:trPr>
         <w:tc>
           <w:tcPr>
             <w:tcW w:type="dxa" w:w="2163"/>
@@ -858,11 +875,11 @@
             </w:r>
             <w:r>
               <w:rPr>
-                <w:rFonts w:ascii="Arial" w:hAnsi="Arial"/>
+                <w:rFonts w:ascii="Verdana" w:hAnsi="Verdana"/>
                 <w:b/>
                 <w:sz w:val="16"/>
               </w:rPr>
-              <w:t>318004</w:t>
+              <w:t>3 18 004</w:t>
             </w:r>
           </w:p>
         </w:tc>
@@ -878,7 +895,7 @@
             </w:r>
             <w:r>
               <w:rPr>
-                <w:rFonts w:ascii="Arial" w:hAnsi="Arial"/>
+                <w:rFonts w:ascii="Verdana" w:hAnsi="Verdana"/>
                 <w:b/>
                 <w:sz w:val="16"/>
               </w:rPr>
@@ -893,7 +910,7 @@
             <w:r/>
             <w:r>
               <w:rPr>
-                <w:rFonts w:ascii="Arial" w:hAnsi="Arial"/>
+                <w:rFonts w:ascii="Verdana" w:hAnsi="Verdana"/>
                 <w:b w:val="0"/>
                 <w:sz w:val="16"/>
               </w:rPr>
@@ -908,11 +925,11 @@
             <w:r/>
             <w:r>
               <w:rPr>
-                <w:rFonts w:ascii="Arial" w:hAnsi="Arial"/>
+                <w:rFonts w:ascii="Verdana" w:hAnsi="Verdana"/>
                 <w:b w:val="0"/>
                 <w:sz w:val="16"/>
               </w:rPr>
-              <w:t>301025</w:t>
+              <w:t>3 01 025</w:t>
             </w:r>
           </w:p>
         </w:tc>
@@ -924,7 +941,7 @@
             <w:r/>
             <w:r>
               <w:rPr>
-                <w:rFonts w:ascii="Arial" w:hAnsi="Arial"/>
+                <w:rFonts w:ascii="Verdana" w:hAnsi="Verdana"/>
                 <w:b w:val="0"/>
                 <w:sz w:val="16"/>
               </w:rPr>
@@ -940,7 +957,7 @@
             <w:r/>
             <w:r>
               <w:rPr>
-                <w:rFonts w:ascii="Arial" w:hAnsi="Arial"/>
+                <w:rFonts w:ascii="Verdana" w:hAnsi="Verdana"/>
                 <w:b w:val="0"/>
                 <w:sz w:val="16"/>
               </w:rPr>
@@ -955,7 +972,7 @@
             <w:r/>
             <w:r>
               <w:rPr>
-                <w:rFonts w:ascii="Arial" w:hAnsi="Arial"/>
+                <w:rFonts w:ascii="Verdana" w:hAnsi="Verdana"/>
                 <w:b w:val="0"/>
                 <w:sz w:val="16"/>
               </w:rPr>
@@ -964,6 +981,9 @@
         </w:tc>
       </w:tr>
       <w:tr>
+        <w:trPr>
+          <w:cantSplit/>
+        </w:trPr>
         <w:tc>
           <w:tcPr>
             <w:tcW w:type="dxa" w:w="2163"/>
@@ -972,7 +992,7 @@
             <w:r/>
             <w:r>
               <w:rPr>
-                <w:rFonts w:ascii="Arial" w:hAnsi="Arial"/>
+                <w:rFonts w:ascii="Verdana" w:hAnsi="Verdana"/>
                 <w:b w:val="0"/>
                 <w:sz w:val="16"/>
               </w:rPr>
@@ -987,7 +1007,7 @@
             <w:r/>
             <w:r>
               <w:rPr>
-                <w:rFonts w:ascii="Arial" w:hAnsi="Arial"/>
+                <w:rFonts w:ascii="Verdana" w:hAnsi="Verdana"/>
                 <w:b w:val="0"/>
                 <w:sz w:val="16"/>
               </w:rPr>
@@ -1002,7 +1022,7 @@
             <w:r/>
             <w:r>
               <w:rPr>
-                <w:rFonts w:ascii="Arial" w:hAnsi="Arial"/>
+                <w:rFonts w:ascii="Verdana" w:hAnsi="Verdana"/>
                 <w:b w:val="0"/>
                 <w:sz w:val="16"/>
               </w:rPr>
@@ -1017,11 +1037,11 @@
             <w:r/>
             <w:r>
               <w:rPr>
-                <w:rFonts w:ascii="Arial" w:hAnsi="Arial"/>
+                <w:rFonts w:ascii="Verdana" w:hAnsi="Verdana"/>
                 <w:b w:val="0"/>
                 <w:sz w:val="16"/>
               </w:rPr>
-              <w:t>004023</w:t>
+              <w:t>0 04 023</w:t>
             </w:r>
           </w:p>
         </w:tc>
@@ -1033,7 +1053,7 @@
             <w:r/>
             <w:r>
               <w:rPr>
-                <w:rFonts w:ascii="Arial" w:hAnsi="Arial"/>
+                <w:rFonts w:ascii="Verdana" w:hAnsi="Verdana"/>
                 <w:b w:val="0"/>
                 <w:sz w:val="16"/>
               </w:rPr>
@@ -1049,7 +1069,7 @@
             <w:r/>
             <w:r>
               <w:rPr>
-                <w:rFonts w:ascii="Arial" w:hAnsi="Arial"/>
+                <w:rFonts w:ascii="Verdana" w:hAnsi="Verdana"/>
                 <w:b w:val="0"/>
                 <w:sz w:val="16"/>
               </w:rPr>
@@ -1064,7 +1084,7 @@
             <w:r/>
             <w:r>
               <w:rPr>
-                <w:rFonts w:ascii="Arial" w:hAnsi="Arial"/>
+                <w:rFonts w:ascii="Verdana" w:hAnsi="Verdana"/>
                 <w:b w:val="0"/>
                 <w:sz w:val="16"/>
               </w:rPr>
@@ -1073,6 +1093,9 @@
         </w:tc>
       </w:tr>
       <w:tr>
+        <w:trPr>
+          <w:cantSplit/>
+        </w:trPr>
         <w:tc>
           <w:tcPr>
             <w:tcW w:type="dxa" w:w="2163"/>
@@ -1081,7 +1104,7 @@
             <w:r/>
             <w:r>
               <w:rPr>
-                <w:rFonts w:ascii="Arial" w:hAnsi="Arial"/>
+                <w:rFonts w:ascii="Verdana" w:hAnsi="Verdana"/>
                 <w:b w:val="0"/>
                 <w:sz w:val="16"/>
               </w:rPr>
@@ -1096,7 +1119,7 @@
             <w:r/>
             <w:r>
               <w:rPr>
-                <w:rFonts w:ascii="Arial" w:hAnsi="Arial"/>
+                <w:rFonts w:ascii="Verdana" w:hAnsi="Verdana"/>
                 <w:b w:val="0"/>
                 <w:sz w:val="16"/>
               </w:rPr>
@@ -1111,7 +1134,7 @@
             <w:r/>
             <w:r>
               <w:rPr>
-                <w:rFonts w:ascii="Arial" w:hAnsi="Arial"/>
+                <w:rFonts w:ascii="Verdana" w:hAnsi="Verdana"/>
                 <w:b w:val="0"/>
                 <w:sz w:val="16"/>
               </w:rPr>
@@ -1126,11 +1149,11 @@
             <w:r/>
             <w:r>
               <w:rPr>
-                <w:rFonts w:ascii="Arial" w:hAnsi="Arial"/>
+                <w:rFonts w:ascii="Verdana" w:hAnsi="Verdana"/>
                 <w:b w:val="0"/>
                 <w:sz w:val="16"/>
               </w:rPr>
-              <w:t>013011</w:t>
+              <w:t>0 13 011</w:t>
             </w:r>
           </w:p>
         </w:tc>
@@ -1142,7 +1165,7 @@
             <w:r/>
             <w:r>
               <w:rPr>
-                <w:rFonts w:ascii="Arial" w:hAnsi="Arial"/>
+                <w:rFonts w:ascii="Verdana" w:hAnsi="Verdana"/>
                 <w:b w:val="0"/>
                 <w:sz w:val="16"/>
               </w:rPr>
@@ -1158,7 +1181,7 @@
             <w:r/>
             <w:r>
               <w:rPr>
-                <w:rFonts w:ascii="Arial" w:hAnsi="Arial"/>
+                <w:rFonts w:ascii="Verdana" w:hAnsi="Verdana"/>
                 <w:b w:val="0"/>
                 <w:sz w:val="16"/>
               </w:rPr>
@@ -1173,7 +1196,7 @@
             <w:r/>
             <w:r>
               <w:rPr>
-                <w:rFonts w:ascii="Arial" w:hAnsi="Arial"/>
+                <w:rFonts w:ascii="Verdana" w:hAnsi="Verdana"/>
                 <w:b w:val="0"/>
                 <w:sz w:val="16"/>
               </w:rPr>
@@ -1182,6 +1205,9 @@
         </w:tc>
       </w:tr>
       <w:tr>
+        <w:trPr>
+          <w:cantSplit/>
+        </w:trPr>
         <w:tc>
           <w:tcPr>
             <w:tcW w:type="dxa" w:w="2163"/>
@@ -1190,7 +1216,7 @@
             <w:r/>
             <w:r>
               <w:rPr>
-                <w:rFonts w:ascii="Arial" w:hAnsi="Arial"/>
+                <w:rFonts w:ascii="Verdana" w:hAnsi="Verdana"/>
                 <w:b w:val="0"/>
                 <w:sz w:val="16"/>
               </w:rPr>
@@ -1205,7 +1231,7 @@
             <w:r/>
             <w:r>
               <w:rPr>
-                <w:rFonts w:ascii="Arial" w:hAnsi="Arial"/>
+                <w:rFonts w:ascii="Verdana" w:hAnsi="Verdana"/>
                 <w:b w:val="0"/>
                 <w:sz w:val="16"/>
               </w:rPr>
@@ -1220,7 +1246,7 @@
             <w:r/>
             <w:r>
               <w:rPr>
-                <w:rFonts w:ascii="Arial" w:hAnsi="Arial"/>
+                <w:rFonts w:ascii="Verdana" w:hAnsi="Verdana"/>
                 <w:b w:val="0"/>
                 <w:sz w:val="16"/>
               </w:rPr>
@@ -1235,11 +1261,11 @@
             <w:r/>
             <w:r>
               <w:rPr>
-                <w:rFonts w:ascii="Arial" w:hAnsi="Arial"/>
+                <w:rFonts w:ascii="Verdana" w:hAnsi="Verdana"/>
                 <w:b w:val="0"/>
                 <w:sz w:val="16"/>
               </w:rPr>
-              <w:t>024005</w:t>
+              <w:t>0 24 005</w:t>
             </w:r>
           </w:p>
         </w:tc>
@@ -1251,7 +1277,7 @@
             <w:r/>
             <w:r>
               <w:rPr>
-                <w:rFonts w:ascii="Arial" w:hAnsi="Arial"/>
+                <w:rFonts w:ascii="Verdana" w:hAnsi="Verdana"/>
                 <w:b w:val="0"/>
                 <w:sz w:val="16"/>
               </w:rPr>
@@ -1267,7 +1293,7 @@
             <w:r/>
             <w:r>
               <w:rPr>
-                <w:rFonts w:ascii="Arial" w:hAnsi="Arial"/>
+                <w:rFonts w:ascii="Verdana" w:hAnsi="Verdana"/>
                 <w:b w:val="0"/>
                 <w:sz w:val="16"/>
               </w:rPr>
@@ -1282,7 +1308,7 @@
             <w:r/>
             <w:r>
               <w:rPr>
-                <w:rFonts w:ascii="Arial" w:hAnsi="Arial"/>
+                <w:rFonts w:ascii="Verdana" w:hAnsi="Verdana"/>
                 <w:b w:val="0"/>
                 <w:sz w:val="16"/>
               </w:rPr>
@@ -1291,6 +1317,9 @@
         </w:tc>
       </w:tr>
       <w:tr>
+        <w:trPr>
+          <w:cantSplit/>
+        </w:trPr>
         <w:tc>
           <w:tcPr>
             <w:tcW w:type="dxa" w:w="2163"/>
@@ -1299,7 +1328,7 @@
             <w:r/>
             <w:r>
               <w:rPr>
-                <w:rFonts w:ascii="Arial" w:hAnsi="Arial"/>
+                <w:rFonts w:ascii="Verdana" w:hAnsi="Verdana"/>
                 <w:b w:val="0"/>
                 <w:sz w:val="16"/>
               </w:rPr>
@@ -1314,7 +1343,7 @@
             <w:r/>
             <w:r>
               <w:rPr>
-                <w:rFonts w:ascii="Arial" w:hAnsi="Arial"/>
+                <w:rFonts w:ascii="Verdana" w:hAnsi="Verdana"/>
                 <w:b w:val="0"/>
                 <w:sz w:val="16"/>
               </w:rPr>
@@ -1329,7 +1358,7 @@
             <w:r/>
             <w:r>
               <w:rPr>
-                <w:rFonts w:ascii="Arial" w:hAnsi="Arial"/>
+                <w:rFonts w:ascii="Verdana" w:hAnsi="Verdana"/>
                 <w:b w:val="0"/>
                 <w:sz w:val="16"/>
               </w:rPr>
@@ -1344,11 +1373,11 @@
             <w:r/>
             <w:r>
               <w:rPr>
-                <w:rFonts w:ascii="Arial" w:hAnsi="Arial"/>
+                <w:rFonts w:ascii="Verdana" w:hAnsi="Verdana"/>
                 <w:b w:val="0"/>
                 <w:sz w:val="16"/>
               </w:rPr>
-              <w:t>024004</w:t>
+              <w:t>0 24 004</w:t>
             </w:r>
           </w:p>
         </w:tc>
@@ -1360,7 +1389,7 @@
             <w:r/>
             <w:r>
               <w:rPr>
-                <w:rFonts w:ascii="Arial" w:hAnsi="Arial"/>
+                <w:rFonts w:ascii="Verdana" w:hAnsi="Verdana"/>
                 <w:b w:val="0"/>
                 <w:sz w:val="16"/>
               </w:rPr>
@@ -1376,7 +1405,7 @@
             <w:r/>
             <w:r>
               <w:rPr>
-                <w:rFonts w:ascii="Arial" w:hAnsi="Arial"/>
+                <w:rFonts w:ascii="Verdana" w:hAnsi="Verdana"/>
                 <w:b w:val="0"/>
                 <w:sz w:val="16"/>
               </w:rPr>
@@ -1391,7 +1420,7 @@
             <w:r/>
             <w:r>
               <w:rPr>
-                <w:rFonts w:ascii="Arial" w:hAnsi="Arial"/>
+                <w:rFonts w:ascii="Verdana" w:hAnsi="Verdana"/>
                 <w:b w:val="0"/>
                 <w:sz w:val="16"/>
               </w:rPr>
@@ -1400,6 +1429,9 @@
         </w:tc>
       </w:tr>
       <w:tr>
+        <w:trPr>
+          <w:cantSplit/>
+        </w:trPr>
         <w:tc>
           <w:tcPr>
             <w:tcW w:type="dxa" w:w="2163"/>
@@ -1408,7 +1440,7 @@
             <w:r/>
             <w:r>
               <w:rPr>
-                <w:rFonts w:ascii="Arial" w:hAnsi="Arial"/>
+                <w:rFonts w:ascii="Verdana" w:hAnsi="Verdana"/>
                 <w:b w:val="0"/>
                 <w:sz w:val="16"/>
               </w:rPr>
@@ -1423,7 +1455,7 @@
             <w:r/>
             <w:r>
               <w:rPr>
-                <w:rFonts w:ascii="Arial" w:hAnsi="Arial"/>
+                <w:rFonts w:ascii="Verdana" w:hAnsi="Verdana"/>
                 <w:b w:val="0"/>
                 <w:sz w:val="16"/>
               </w:rPr>
@@ -1438,7 +1470,7 @@
             <w:r/>
             <w:r>
               <w:rPr>
-                <w:rFonts w:ascii="Arial" w:hAnsi="Arial"/>
+                <w:rFonts w:ascii="Verdana" w:hAnsi="Verdana"/>
                 <w:b w:val="0"/>
                 <w:sz w:val="16"/>
               </w:rPr>
@@ -1453,11 +1485,11 @@
             <w:r/>
             <w:r>
               <w:rPr>
-                <w:rFonts w:ascii="Arial" w:hAnsi="Arial"/>
+                <w:rFonts w:ascii="Verdana" w:hAnsi="Verdana"/>
                 <w:b w:val="0"/>
                 <w:sz w:val="16"/>
               </w:rPr>
-              <w:t>024022</w:t>
+              <w:t>0 24 022</w:t>
             </w:r>
           </w:p>
         </w:tc>
@@ -1469,7 +1501,7 @@
             <w:r/>
             <w:r>
               <w:rPr>
-                <w:rFonts w:ascii="Arial" w:hAnsi="Arial"/>
+                <w:rFonts w:ascii="Verdana" w:hAnsi="Verdana"/>
                 <w:b w:val="0"/>
                 <w:sz w:val="16"/>
               </w:rPr>
@@ -1485,7 +1517,7 @@
             <w:r/>
             <w:r>
               <w:rPr>
-                <w:rFonts w:ascii="Arial" w:hAnsi="Arial"/>
+                <w:rFonts w:ascii="Verdana" w:hAnsi="Verdana"/>
                 <w:b w:val="0"/>
                 <w:sz w:val="16"/>
               </w:rPr>
@@ -1500,7 +1532,7 @@
             <w:r/>
             <w:r>
               <w:rPr>
-                <w:rFonts w:ascii="Arial" w:hAnsi="Arial"/>
+                <w:rFonts w:ascii="Verdana" w:hAnsi="Verdana"/>
                 <w:b w:val="0"/>
                 <w:sz w:val="16"/>
               </w:rPr>

--- a/docx/en/BUFR_TableD_en_18.docx
+++ b/docx/en/BUFR_TableD_en_18.docx
@@ -13,6 +13,136 @@
           <w:sz w:val="22"/>
         </w:rPr>
         <w:t>Category 18: Radiological report sequences</w:t>
+      </w:r>
+    </w:p>
+    <w:p>
+      <w:r>
+        <w:rPr>
+          <w:rFonts w:ascii="Verdana" w:hAnsi="Verdana"/>
+          <w:i/>
+          <w:sz w:val="14"/>
+        </w:rPr>
+        <w:t>Note 4: Additional descriptors are required to reduce the workload with respect to the station database, e.g. for identification of the federal state and identification of the highway.</w:t>
+      </w:r>
+    </w:p>
+    <w:p>
+      <w:r>
+        <w:rPr>
+          <w:rFonts w:ascii="Verdana" w:hAnsi="Verdana"/>
+          <w:i/>
+          <w:sz w:val="14"/>
+        </w:rPr>
+        <w:t>Note 7: Compound BUFR messages may be described within the data description section, if required (e.g. 3 01 041, 3 04 001, 3 04 002, 3 04 003, 3 04 004, 3 04 005, 3 04 006).</w:t>
+      </w:r>
+    </w:p>
+    <w:p>
+      <w:r>
+        <w:rPr>
+          <w:rFonts w:ascii="Verdana" w:hAnsi="Verdana"/>
+          <w:i/>
+          <w:sz w:val="14"/>
+        </w:rPr>
+        <w:t>Note 10: Decibel (dB) is a logarithmic measure of the relative power, or of the relative values of two flux densities, especially of sound intensities and radio and radar power densities. In radar meteorology, the logarithmic scale (dBZ) is used for measuring radar reflectivity factor (obtained from the American Meteorological Society Glossary of Meteorology).</w:t>
+      </w:r>
+    </w:p>
+    <w:p>
+      <w:r>
+        <w:rPr>
+          <w:rFonts w:ascii="Verdana" w:hAnsi="Verdana"/>
+          <w:i/>
+          <w:sz w:val="14"/>
+        </w:rPr>
+        <w:t>Note 15: Descriptors 3 03 021 to 3 03 027 are not available in CREX.</w:t>
+      </w:r>
+    </w:p>
+    <w:p>
+      <w:r>
+        <w:rPr>
+          <w:rFonts w:ascii="Verdana" w:hAnsi="Verdana"/>
+          <w:i/>
+          <w:sz w:val="14"/>
+        </w:rPr>
+        <w:t>Note 16: Each BUFR message may contain data for a number of locations; the BUFR compression technique involves negligible overheads for data items that are invariant.</w:t>
+      </w:r>
+    </w:p>
+    <w:p>
+      <w:r>
+        <w:rPr>
+          <w:rFonts w:ascii="Verdana" w:hAnsi="Verdana"/>
+          <w:i/>
+          <w:sz w:val="14"/>
+        </w:rPr>
+        <w:t>Note 32: It could be argued that, as only additions are possible, only complete lines should be allowed; but it is conceivable that local areas will require changes as well as additions, so it is better and in any case clearer to provide descriptions for all the fields.</w:t>
+      </w:r>
+    </w:p>
+    <w:p>
+      <w:r>
+        <w:rPr>
+          <w:rFonts w:ascii="Verdana" w:hAnsi="Verdana"/>
+          <w:i/>
+          <w:sz w:val="14"/>
+        </w:rPr>
+        <w:t>Note 33: It is better to use different Class 00 descriptors for the defining and defined elements, in the same way as different descriptors correspond to pressure considered as a coordinate and pressure measured at a given point; otherwise special rules would be needed to interpret such message. Entries 0 00 010 to 0 00 012 define F, X and Y for Tables B and D; entry 0 00 030 is a descriptor used as data and provides the F, X and Y values defining a sequence for Table D entries.</w:t>
+      </w:r>
+    </w:p>
+    <w:p>
+      <w:r>
+        <w:rPr>
+          <w:rFonts w:ascii="Verdana" w:hAnsi="Verdana"/>
+          <w:i/>
+          <w:sz w:val="14"/>
+        </w:rPr>
+        <w:t>Note 34: Latitude displacement 0 05 015 in the sequence represents the latitude offset from the latitude of the launch site. Longitude displacement 0 06 015 in the sequence represents the longitude offset from the longitude of the launch site.</w:t>
+      </w:r>
+    </w:p>
+    <w:p>
+      <w:r>
+        <w:rPr>
+          <w:rFonts w:ascii="Verdana" w:hAnsi="Verdana"/>
+          <w:i/>
+          <w:sz w:val="14"/>
+        </w:rPr>
+        <w:t>Note 35: Long time displacement 0 04 086 in the sequence represents the time offset from the launch time 3 01 013 (in seconds).</w:t>
+      </w:r>
+    </w:p>
+    <w:p>
+      <w:r>
+        <w:rPr>
+          <w:rFonts w:ascii="Verdana" w:hAnsi="Verdana"/>
+          <w:i/>
+          <w:sz w:val="14"/>
+        </w:rPr>
+        <w:t>Note 43: Separation of single level satellite data into sets of BUFR messages helps compression and results inefficient data transmission and storage.</w:t>
+      </w:r>
+    </w:p>
+    <w:p>
+      <w:r>
+        <w:rPr>
+          <w:rFonts w:ascii="Verdana" w:hAnsi="Verdana"/>
+          <w:i/>
+          <w:sz w:val="14"/>
+        </w:rPr>
+        <w:t>Note 49: The majority of stations has only one position on the road and one subsurface temperature sensor. Delayed Replications have been introduced to increase flexibility and volume efficiency.</w:t>
+      </w:r>
+    </w:p>
+    <w:p>
+      <w:r>
+        <w:rPr>
+          <w:rFonts w:ascii="Verdana" w:hAnsi="Verdana"/>
+          <w:i/>
+          <w:sz w:val="14"/>
+        </w:rPr>
+        <w:t>Note 62: These descriptors should not be used in CREX for transmission.</w:t>
+      </w:r>
+    </w:p>
+    <w:p>
+      <w:r>
+        <w:rPr>
+          <w:rFonts w:ascii="Verdana" w:hAnsi="Verdana"/>
+          <w:i/>
+          <w:sz w:val="14"/>
+        </w:rPr>
+        <w:t>Note 63: These entries include the facility to update the Table A code figure and data description.</w:t>
       </w:r>
     </w:p>
     <w:tbl>
@@ -55,6 +185,9 @@
             <w:shd w:val="clear" w:color="auto" w:fill="D9D9D9"/>
           </w:tcPr>
           <w:p>
+            <w:pPr>
+              <w:spacing w:before="20" w:after="20"/>
+            </w:pPr>
             <w:r/>
             <w:r>
               <w:rPr>
@@ -72,6 +205,9 @@
             <w:shd w:val="clear" w:color="auto" w:fill="D9D9D9"/>
           </w:tcPr>
           <w:p>
+            <w:pPr>
+              <w:spacing w:before="20" w:after="20"/>
+            </w:pPr>
             <w:r/>
             <w:r>
               <w:rPr>
@@ -89,6 +225,9 @@
             <w:shd w:val="clear" w:color="auto" w:fill="D9D9D9"/>
           </w:tcPr>
           <w:p>
+            <w:pPr>
+              <w:spacing w:before="20" w:after="20"/>
+            </w:pPr>
             <w:r/>
             <w:r>
               <w:rPr>
@@ -106,6 +245,9 @@
             <w:shd w:val="clear" w:color="auto" w:fill="D9D9D9"/>
           </w:tcPr>
           <w:p>
+            <w:pPr>
+              <w:spacing w:before="20" w:after="20"/>
+            </w:pPr>
             <w:r/>
             <w:r>
               <w:rPr>
@@ -123,6 +265,9 @@
             <w:shd w:val="clear" w:color="auto" w:fill="D9D9D9"/>
           </w:tcPr>
           <w:p>
+            <w:pPr>
+              <w:spacing w:before="20" w:after="20"/>
+            </w:pPr>
             <w:r/>
             <w:r>
               <w:rPr>
@@ -140,6 +285,9 @@
             <w:shd w:val="clear" w:color="auto" w:fill="D9D9D9"/>
           </w:tcPr>
           <w:p>
+            <w:pPr>
+              <w:spacing w:before="20" w:after="20"/>
+            </w:pPr>
             <w:r/>
             <w:r>
               <w:rPr>
@@ -157,6 +305,9 @@
             <w:shd w:val="clear" w:color="auto" w:fill="D9D9D9"/>
           </w:tcPr>
           <w:p>
+            <w:pPr>
+              <w:spacing w:before="20" w:after="20"/>
+            </w:pPr>
             <w:r/>
             <w:r>
               <w:rPr>
@@ -178,6 +329,9 @@
             <w:tcW w:type="dxa" w:w="2163"/>
           </w:tcPr>
           <w:p>
+            <w:pPr>
+              <w:spacing w:before="20" w:after="20"/>
+            </w:pPr>
             <w:r>
               <w:rPr>
                 <w:b/>
@@ -198,6 +352,9 @@
             <w:tcW w:type="dxa" w:w="2163"/>
           </w:tcPr>
           <w:p>
+            <w:pPr>
+              <w:spacing w:before="20" w:after="20"/>
+            </w:pPr>
             <w:r>
               <w:rPr>
                 <w:b/>
@@ -217,6 +374,9 @@
             <w:tcW w:type="dxa" w:w="2163"/>
           </w:tcPr>
           <w:p>
+            <w:pPr>
+              <w:spacing w:before="20" w:after="20"/>
+            </w:pPr>
             <w:r/>
             <w:r>
               <w:rPr>
@@ -232,6 +392,9 @@
             <w:tcW w:type="dxa" w:w="2163"/>
           </w:tcPr>
           <w:p>
+            <w:pPr>
+              <w:spacing w:before="20" w:after="20"/>
+            </w:pPr>
             <w:r/>
             <w:r>
               <w:rPr>
@@ -248,6 +411,9 @@
             <w:tcW w:type="dxa" w:w="2163"/>
           </w:tcPr>
           <w:p>
+            <w:pPr>
+              <w:spacing w:before="20" w:after="20"/>
+            </w:pPr>
             <w:r/>
             <w:r>
               <w:rPr>
@@ -264,6 +430,9 @@
             <w:tcW w:type="dxa" w:w="2163"/>
           </w:tcPr>
           <w:p>
+            <w:pPr>
+              <w:spacing w:before="20" w:after="20"/>
+            </w:pPr>
             <w:r/>
             <w:r>
               <w:rPr>
@@ -279,6 +448,9 @@
             <w:tcW w:type="dxa" w:w="2163"/>
           </w:tcPr>
           <w:p>
+            <w:pPr>
+              <w:spacing w:before="20" w:after="20"/>
+            </w:pPr>
             <w:r/>
             <w:r>
               <w:rPr>
@@ -299,6 +471,9 @@
             <w:tcW w:type="dxa" w:w="2163"/>
           </w:tcPr>
           <w:p>
+            <w:pPr>
+              <w:spacing w:before="20" w:after="20"/>
+            </w:pPr>
             <w:r/>
             <w:r>
               <w:rPr>
@@ -314,6 +489,9 @@
             <w:tcW w:type="dxa" w:w="2163"/>
           </w:tcPr>
           <w:p>
+            <w:pPr>
+              <w:spacing w:before="20" w:after="20"/>
+            </w:pPr>
             <w:r/>
             <w:r>
               <w:rPr>
@@ -329,6 +507,9 @@
             <w:tcW w:type="dxa" w:w="2163"/>
           </w:tcPr>
           <w:p>
+            <w:pPr>
+              <w:spacing w:before="20" w:after="20"/>
+            </w:pPr>
             <w:r/>
             <w:r>
               <w:rPr>
@@ -344,6 +525,9 @@
             <w:tcW w:type="dxa" w:w="2163"/>
           </w:tcPr>
           <w:p>
+            <w:pPr>
+              <w:spacing w:before="20" w:after="20"/>
+            </w:pPr>
             <w:r/>
             <w:r>
               <w:rPr>
@@ -360,6 +544,9 @@
             <w:tcW w:type="dxa" w:w="2163"/>
           </w:tcPr>
           <w:p>
+            <w:pPr>
+              <w:spacing w:before="20" w:after="20"/>
+            </w:pPr>
             <w:r/>
             <w:r>
               <w:rPr>
@@ -376,6 +563,9 @@
             <w:tcW w:type="dxa" w:w="2163"/>
           </w:tcPr>
           <w:p>
+            <w:pPr>
+              <w:spacing w:before="20" w:after="20"/>
+            </w:pPr>
             <w:r/>
             <w:r>
               <w:rPr>
@@ -391,6 +581,9 @@
             <w:tcW w:type="dxa" w:w="2163"/>
           </w:tcPr>
           <w:p>
+            <w:pPr>
+              <w:spacing w:before="20" w:after="20"/>
+            </w:pPr>
             <w:r/>
             <w:r>
               <w:rPr>
@@ -411,6 +604,9 @@
             <w:tcW w:type="dxa" w:w="2163"/>
           </w:tcPr>
           <w:p>
+            <w:pPr>
+              <w:spacing w:before="20" w:after="20"/>
+            </w:pPr>
             <w:r>
               <w:rPr>
                 <w:b/>
@@ -431,6 +627,9 @@
             <w:tcW w:type="dxa" w:w="2163"/>
           </w:tcPr>
           <w:p>
+            <w:pPr>
+              <w:spacing w:before="20" w:after="20"/>
+            </w:pPr>
             <w:r>
               <w:rPr>
                 <w:b/>
@@ -450,6 +649,9 @@
             <w:tcW w:type="dxa" w:w="2163"/>
           </w:tcPr>
           <w:p>
+            <w:pPr>
+              <w:spacing w:before="20" w:after="20"/>
+            </w:pPr>
             <w:r/>
             <w:r>
               <w:rPr>
@@ -465,6 +667,9 @@
             <w:tcW w:type="dxa" w:w="2163"/>
           </w:tcPr>
           <w:p>
+            <w:pPr>
+              <w:spacing w:before="20" w:after="20"/>
+            </w:pPr>
             <w:r/>
             <w:r>
               <w:rPr>
@@ -481,6 +686,9 @@
             <w:tcW w:type="dxa" w:w="2163"/>
           </w:tcPr>
           <w:p>
+            <w:pPr>
+              <w:spacing w:before="20" w:after="20"/>
+            </w:pPr>
             <w:r/>
             <w:r>
               <w:rPr>
@@ -497,6 +705,9 @@
             <w:tcW w:type="dxa" w:w="2163"/>
           </w:tcPr>
           <w:p>
+            <w:pPr>
+              <w:spacing w:before="20" w:after="20"/>
+            </w:pPr>
             <w:r/>
             <w:r>
               <w:rPr>
@@ -512,6 +723,9 @@
             <w:tcW w:type="dxa" w:w="2163"/>
           </w:tcPr>
           <w:p>
+            <w:pPr>
+              <w:spacing w:before="20" w:after="20"/>
+            </w:pPr>
             <w:r/>
             <w:r>
               <w:rPr>
@@ -532,6 +746,9 @@
             <w:tcW w:type="dxa" w:w="2163"/>
           </w:tcPr>
           <w:p>
+            <w:pPr>
+              <w:spacing w:before="20" w:after="20"/>
+            </w:pPr>
             <w:r/>
             <w:r>
               <w:rPr>
@@ -547,6 +764,9 @@
             <w:tcW w:type="dxa" w:w="2163"/>
           </w:tcPr>
           <w:p>
+            <w:pPr>
+              <w:spacing w:before="20" w:after="20"/>
+            </w:pPr>
             <w:r/>
             <w:r>
               <w:rPr>
@@ -562,6 +782,9 @@
             <w:tcW w:type="dxa" w:w="2163"/>
           </w:tcPr>
           <w:p>
+            <w:pPr>
+              <w:spacing w:before="20" w:after="20"/>
+            </w:pPr>
             <w:r/>
             <w:r>
               <w:rPr>
@@ -577,6 +800,9 @@
             <w:tcW w:type="dxa" w:w="2163"/>
           </w:tcPr>
           <w:p>
+            <w:pPr>
+              <w:spacing w:before="20" w:after="20"/>
+            </w:pPr>
             <w:r/>
             <w:r>
               <w:rPr>
@@ -593,6 +819,9 @@
             <w:tcW w:type="dxa" w:w="2163"/>
           </w:tcPr>
           <w:p>
+            <w:pPr>
+              <w:spacing w:before="20" w:after="20"/>
+            </w:pPr>
             <w:r/>
             <w:r>
               <w:rPr>
@@ -609,6 +838,9 @@
             <w:tcW w:type="dxa" w:w="2163"/>
           </w:tcPr>
           <w:p>
+            <w:pPr>
+              <w:spacing w:before="20" w:after="20"/>
+            </w:pPr>
             <w:r/>
             <w:r>
               <w:rPr>
@@ -624,6 +856,9 @@
             <w:tcW w:type="dxa" w:w="2163"/>
           </w:tcPr>
           <w:p>
+            <w:pPr>
+              <w:spacing w:before="20" w:after="20"/>
+            </w:pPr>
             <w:r/>
             <w:r>
               <w:rPr>
@@ -644,6 +879,9 @@
             <w:tcW w:type="dxa" w:w="2163"/>
           </w:tcPr>
           <w:p>
+            <w:pPr>
+              <w:spacing w:before="20" w:after="20"/>
+            </w:pPr>
             <w:r/>
             <w:r>
               <w:rPr>
@@ -659,6 +897,9 @@
             <w:tcW w:type="dxa" w:w="2163"/>
           </w:tcPr>
           <w:p>
+            <w:pPr>
+              <w:spacing w:before="20" w:after="20"/>
+            </w:pPr>
             <w:r/>
             <w:r>
               <w:rPr>
@@ -674,6 +915,9 @@
             <w:tcW w:type="dxa" w:w="2163"/>
           </w:tcPr>
           <w:p>
+            <w:pPr>
+              <w:spacing w:before="20" w:after="20"/>
+            </w:pPr>
             <w:r/>
             <w:r>
               <w:rPr>
@@ -689,6 +933,9 @@
             <w:tcW w:type="dxa" w:w="2163"/>
           </w:tcPr>
           <w:p>
+            <w:pPr>
+              <w:spacing w:before="20" w:after="20"/>
+            </w:pPr>
             <w:r/>
             <w:r>
               <w:rPr>
@@ -705,6 +952,9 @@
             <w:tcW w:type="dxa" w:w="2163"/>
           </w:tcPr>
           <w:p>
+            <w:pPr>
+              <w:spacing w:before="20" w:after="20"/>
+            </w:pPr>
             <w:r/>
             <w:r>
               <w:rPr>
@@ -721,6 +971,9 @@
             <w:tcW w:type="dxa" w:w="2163"/>
           </w:tcPr>
           <w:p>
+            <w:pPr>
+              <w:spacing w:before="20" w:after="20"/>
+            </w:pPr>
             <w:r/>
             <w:r>
               <w:rPr>
@@ -736,6 +989,9 @@
             <w:tcW w:type="dxa" w:w="2163"/>
           </w:tcPr>
           <w:p>
+            <w:pPr>
+              <w:spacing w:before="20" w:after="20"/>
+            </w:pPr>
             <w:r/>
             <w:r>
               <w:rPr>
@@ -756,6 +1012,9 @@
             <w:tcW w:type="dxa" w:w="2163"/>
           </w:tcPr>
           <w:p>
+            <w:pPr>
+              <w:spacing w:before="20" w:after="20"/>
+            </w:pPr>
             <w:r/>
             <w:r>
               <w:rPr>
@@ -771,6 +1030,9 @@
             <w:tcW w:type="dxa" w:w="2163"/>
           </w:tcPr>
           <w:p>
+            <w:pPr>
+              <w:spacing w:before="20" w:after="20"/>
+            </w:pPr>
             <w:r/>
             <w:r>
               <w:rPr>
@@ -786,6 +1048,9 @@
             <w:tcW w:type="dxa" w:w="2163"/>
           </w:tcPr>
           <w:p>
+            <w:pPr>
+              <w:spacing w:before="20" w:after="20"/>
+            </w:pPr>
             <w:r/>
             <w:r>
               <w:rPr>
@@ -801,6 +1066,9 @@
             <w:tcW w:type="dxa" w:w="2163"/>
           </w:tcPr>
           <w:p>
+            <w:pPr>
+              <w:spacing w:before="20" w:after="20"/>
+            </w:pPr>
             <w:r/>
             <w:r>
               <w:rPr>
@@ -817,6 +1085,9 @@
             <w:tcW w:type="dxa" w:w="2163"/>
           </w:tcPr>
           <w:p>
+            <w:pPr>
+              <w:spacing w:before="20" w:after="20"/>
+            </w:pPr>
             <w:r/>
             <w:r>
               <w:rPr>
@@ -833,6 +1104,9 @@
             <w:tcW w:type="dxa" w:w="2163"/>
           </w:tcPr>
           <w:p>
+            <w:pPr>
+              <w:spacing w:before="20" w:after="20"/>
+            </w:pPr>
             <w:r/>
             <w:r>
               <w:rPr>
@@ -848,6 +1122,9 @@
             <w:tcW w:type="dxa" w:w="2163"/>
           </w:tcPr>
           <w:p>
+            <w:pPr>
+              <w:spacing w:before="20" w:after="20"/>
+            </w:pPr>
             <w:r/>
             <w:r>
               <w:rPr>
@@ -868,6 +1145,9 @@
             <w:tcW w:type="dxa" w:w="2163"/>
           </w:tcPr>
           <w:p>
+            <w:pPr>
+              <w:spacing w:before="20" w:after="20"/>
+            </w:pPr>
             <w:r>
               <w:rPr>
                 <w:b/>
@@ -888,6 +1168,9 @@
             <w:tcW w:type="dxa" w:w="2163"/>
           </w:tcPr>
           <w:p>
+            <w:pPr>
+              <w:spacing w:before="20" w:after="20"/>
+            </w:pPr>
             <w:r>
               <w:rPr>
                 <w:b/>
@@ -907,6 +1190,9 @@
             <w:tcW w:type="dxa" w:w="2163"/>
           </w:tcPr>
           <w:p>
+            <w:pPr>
+              <w:spacing w:before="20" w:after="20"/>
+            </w:pPr>
             <w:r/>
             <w:r>
               <w:rPr>
@@ -922,6 +1208,9 @@
             <w:tcW w:type="dxa" w:w="2163"/>
           </w:tcPr>
           <w:p>
+            <w:pPr>
+              <w:spacing w:before="20" w:after="20"/>
+            </w:pPr>
             <w:r/>
             <w:r>
               <w:rPr>
@@ -938,6 +1227,9 @@
             <w:tcW w:type="dxa" w:w="2163"/>
           </w:tcPr>
           <w:p>
+            <w:pPr>
+              <w:spacing w:before="20" w:after="20"/>
+            </w:pPr>
             <w:r/>
             <w:r>
               <w:rPr>
@@ -954,6 +1246,9 @@
             <w:tcW w:type="dxa" w:w="2163"/>
           </w:tcPr>
           <w:p>
+            <w:pPr>
+              <w:spacing w:before="20" w:after="20"/>
+            </w:pPr>
             <w:r/>
             <w:r>
               <w:rPr>
@@ -969,6 +1264,9 @@
             <w:tcW w:type="dxa" w:w="2163"/>
           </w:tcPr>
           <w:p>
+            <w:pPr>
+              <w:spacing w:before="20" w:after="20"/>
+            </w:pPr>
             <w:r/>
             <w:r>
               <w:rPr>
@@ -989,6 +1287,9 @@
             <w:tcW w:type="dxa" w:w="2163"/>
           </w:tcPr>
           <w:p>
+            <w:pPr>
+              <w:spacing w:before="20" w:after="20"/>
+            </w:pPr>
             <w:r/>
             <w:r>
               <w:rPr>
@@ -1004,6 +1305,9 @@
             <w:tcW w:type="dxa" w:w="2163"/>
           </w:tcPr>
           <w:p>
+            <w:pPr>
+              <w:spacing w:before="20" w:after="20"/>
+            </w:pPr>
             <w:r/>
             <w:r>
               <w:rPr>
@@ -1019,6 +1323,9 @@
             <w:tcW w:type="dxa" w:w="2163"/>
           </w:tcPr>
           <w:p>
+            <w:pPr>
+              <w:spacing w:before="20" w:after="20"/>
+            </w:pPr>
             <w:r/>
             <w:r>
               <w:rPr>
@@ -1034,6 +1341,9 @@
             <w:tcW w:type="dxa" w:w="2163"/>
           </w:tcPr>
           <w:p>
+            <w:pPr>
+              <w:spacing w:before="20" w:after="20"/>
+            </w:pPr>
             <w:r/>
             <w:r>
               <w:rPr>
@@ -1050,6 +1360,9 @@
             <w:tcW w:type="dxa" w:w="2163"/>
           </w:tcPr>
           <w:p>
+            <w:pPr>
+              <w:spacing w:before="20" w:after="20"/>
+            </w:pPr>
             <w:r/>
             <w:r>
               <w:rPr>
@@ -1066,6 +1379,9 @@
             <w:tcW w:type="dxa" w:w="2163"/>
           </w:tcPr>
           <w:p>
+            <w:pPr>
+              <w:spacing w:before="20" w:after="20"/>
+            </w:pPr>
             <w:r/>
             <w:r>
               <w:rPr>
@@ -1081,6 +1397,9 @@
             <w:tcW w:type="dxa" w:w="2163"/>
           </w:tcPr>
           <w:p>
+            <w:pPr>
+              <w:spacing w:before="20" w:after="20"/>
+            </w:pPr>
             <w:r/>
             <w:r>
               <w:rPr>
@@ -1101,6 +1420,9 @@
             <w:tcW w:type="dxa" w:w="2163"/>
           </w:tcPr>
           <w:p>
+            <w:pPr>
+              <w:spacing w:before="20" w:after="20"/>
+            </w:pPr>
             <w:r/>
             <w:r>
               <w:rPr>
@@ -1116,6 +1438,9 @@
             <w:tcW w:type="dxa" w:w="2163"/>
           </w:tcPr>
           <w:p>
+            <w:pPr>
+              <w:spacing w:before="20" w:after="20"/>
+            </w:pPr>
             <w:r/>
             <w:r>
               <w:rPr>
@@ -1131,6 +1456,9 @@
             <w:tcW w:type="dxa" w:w="2163"/>
           </w:tcPr>
           <w:p>
+            <w:pPr>
+              <w:spacing w:before="20" w:after="20"/>
+            </w:pPr>
             <w:r/>
             <w:r>
               <w:rPr>
@@ -1146,6 +1474,9 @@
             <w:tcW w:type="dxa" w:w="2163"/>
           </w:tcPr>
           <w:p>
+            <w:pPr>
+              <w:spacing w:before="20" w:after="20"/>
+            </w:pPr>
             <w:r/>
             <w:r>
               <w:rPr>
@@ -1162,6 +1493,9 @@
             <w:tcW w:type="dxa" w:w="2163"/>
           </w:tcPr>
           <w:p>
+            <w:pPr>
+              <w:spacing w:before="20" w:after="20"/>
+            </w:pPr>
             <w:r/>
             <w:r>
               <w:rPr>
@@ -1178,6 +1512,9 @@
             <w:tcW w:type="dxa" w:w="2163"/>
           </w:tcPr>
           <w:p>
+            <w:pPr>
+              <w:spacing w:before="20" w:after="20"/>
+            </w:pPr>
             <w:r/>
             <w:r>
               <w:rPr>
@@ -1193,6 +1530,9 @@
             <w:tcW w:type="dxa" w:w="2163"/>
           </w:tcPr>
           <w:p>
+            <w:pPr>
+              <w:spacing w:before="20" w:after="20"/>
+            </w:pPr>
             <w:r/>
             <w:r>
               <w:rPr>
@@ -1213,6 +1553,9 @@
             <w:tcW w:type="dxa" w:w="2163"/>
           </w:tcPr>
           <w:p>
+            <w:pPr>
+              <w:spacing w:before="20" w:after="20"/>
+            </w:pPr>
             <w:r/>
             <w:r>
               <w:rPr>
@@ -1228,6 +1571,9 @@
             <w:tcW w:type="dxa" w:w="2163"/>
           </w:tcPr>
           <w:p>
+            <w:pPr>
+              <w:spacing w:before="20" w:after="20"/>
+            </w:pPr>
             <w:r/>
             <w:r>
               <w:rPr>
@@ -1243,6 +1589,9 @@
             <w:tcW w:type="dxa" w:w="2163"/>
           </w:tcPr>
           <w:p>
+            <w:pPr>
+              <w:spacing w:before="20" w:after="20"/>
+            </w:pPr>
             <w:r/>
             <w:r>
               <w:rPr>
@@ -1258,6 +1607,9 @@
             <w:tcW w:type="dxa" w:w="2163"/>
           </w:tcPr>
           <w:p>
+            <w:pPr>
+              <w:spacing w:before="20" w:after="20"/>
+            </w:pPr>
             <w:r/>
             <w:r>
               <w:rPr>
@@ -1274,6 +1626,9 @@
             <w:tcW w:type="dxa" w:w="2163"/>
           </w:tcPr>
           <w:p>
+            <w:pPr>
+              <w:spacing w:before="20" w:after="20"/>
+            </w:pPr>
             <w:r/>
             <w:r>
               <w:rPr>
@@ -1290,6 +1645,9 @@
             <w:tcW w:type="dxa" w:w="2163"/>
           </w:tcPr>
           <w:p>
+            <w:pPr>
+              <w:spacing w:before="20" w:after="20"/>
+            </w:pPr>
             <w:r/>
             <w:r>
               <w:rPr>
@@ -1305,6 +1663,9 @@
             <w:tcW w:type="dxa" w:w="2163"/>
           </w:tcPr>
           <w:p>
+            <w:pPr>
+              <w:spacing w:before="20" w:after="20"/>
+            </w:pPr>
             <w:r/>
             <w:r>
               <w:rPr>
@@ -1325,6 +1686,9 @@
             <w:tcW w:type="dxa" w:w="2163"/>
           </w:tcPr>
           <w:p>
+            <w:pPr>
+              <w:spacing w:before="20" w:after="20"/>
+            </w:pPr>
             <w:r/>
             <w:r>
               <w:rPr>
@@ -1340,6 +1704,9 @@
             <w:tcW w:type="dxa" w:w="2163"/>
           </w:tcPr>
           <w:p>
+            <w:pPr>
+              <w:spacing w:before="20" w:after="20"/>
+            </w:pPr>
             <w:r/>
             <w:r>
               <w:rPr>
@@ -1355,6 +1722,9 @@
             <w:tcW w:type="dxa" w:w="2163"/>
           </w:tcPr>
           <w:p>
+            <w:pPr>
+              <w:spacing w:before="20" w:after="20"/>
+            </w:pPr>
             <w:r/>
             <w:r>
               <w:rPr>
@@ -1370,6 +1740,9 @@
             <w:tcW w:type="dxa" w:w="2163"/>
           </w:tcPr>
           <w:p>
+            <w:pPr>
+              <w:spacing w:before="20" w:after="20"/>
+            </w:pPr>
             <w:r/>
             <w:r>
               <w:rPr>
@@ -1386,6 +1759,9 @@
             <w:tcW w:type="dxa" w:w="2163"/>
           </w:tcPr>
           <w:p>
+            <w:pPr>
+              <w:spacing w:before="20" w:after="20"/>
+            </w:pPr>
             <w:r/>
             <w:r>
               <w:rPr>
@@ -1402,6 +1778,9 @@
             <w:tcW w:type="dxa" w:w="2163"/>
           </w:tcPr>
           <w:p>
+            <w:pPr>
+              <w:spacing w:before="20" w:after="20"/>
+            </w:pPr>
             <w:r/>
             <w:r>
               <w:rPr>
@@ -1417,6 +1796,9 @@
             <w:tcW w:type="dxa" w:w="2163"/>
           </w:tcPr>
           <w:p>
+            <w:pPr>
+              <w:spacing w:before="20" w:after="20"/>
+            </w:pPr>
             <w:r/>
             <w:r>
               <w:rPr>
@@ -1437,6 +1819,9 @@
             <w:tcW w:type="dxa" w:w="2163"/>
           </w:tcPr>
           <w:p>
+            <w:pPr>
+              <w:spacing w:before="20" w:after="20"/>
+            </w:pPr>
             <w:r/>
             <w:r>
               <w:rPr>
@@ -1452,6 +1837,9 @@
             <w:tcW w:type="dxa" w:w="2163"/>
           </w:tcPr>
           <w:p>
+            <w:pPr>
+              <w:spacing w:before="20" w:after="20"/>
+            </w:pPr>
             <w:r/>
             <w:r>
               <w:rPr>
@@ -1467,6 +1855,9 @@
             <w:tcW w:type="dxa" w:w="2163"/>
           </w:tcPr>
           <w:p>
+            <w:pPr>
+              <w:spacing w:before="20" w:after="20"/>
+            </w:pPr>
             <w:r/>
             <w:r>
               <w:rPr>
@@ -1482,6 +1873,9 @@
             <w:tcW w:type="dxa" w:w="2163"/>
           </w:tcPr>
           <w:p>
+            <w:pPr>
+              <w:spacing w:before="20" w:after="20"/>
+            </w:pPr>
             <w:r/>
             <w:r>
               <w:rPr>
@@ -1498,6 +1892,9 @@
             <w:tcW w:type="dxa" w:w="2163"/>
           </w:tcPr>
           <w:p>
+            <w:pPr>
+              <w:spacing w:before="20" w:after="20"/>
+            </w:pPr>
             <w:r/>
             <w:r>
               <w:rPr>
@@ -1514,6 +1911,9 @@
             <w:tcW w:type="dxa" w:w="2163"/>
           </w:tcPr>
           <w:p>
+            <w:pPr>
+              <w:spacing w:before="20" w:after="20"/>
+            </w:pPr>
             <w:r/>
             <w:r>
               <w:rPr>
@@ -1529,6 +1929,9 @@
             <w:tcW w:type="dxa" w:w="2163"/>
           </w:tcPr>
           <w:p>
+            <w:pPr>
+              <w:spacing w:before="20" w:after="20"/>
+            </w:pPr>
             <w:r/>
             <w:r>
               <w:rPr>

--- a/docx/en/BUFR_TableD_en_18.docx
+++ b/docx/en/BUFR_TableD_en_18.docx
@@ -15,6 +15,1327 @@
         <w:t>Category 18: Radiological report sequences</w:t>
       </w:r>
     </w:p>
+    <w:p>
+      <w:r>
+        <w:rPr>
+          <w:rFonts w:ascii="Verdana" w:hAnsi="Verdana"/>
+          <w:b/>
+          <w:sz w:val="18"/>
+        </w:rPr>
+        <w:t>3 18 001</w:t>
+      </w:r>
+    </w:p>
+    <w:tbl>
+      <w:tblPr>
+        <w:tblStyle w:val="TableGrid"/>
+        <w:tblW w:type="auto" w:w="0"/>
+        <w:jc w:val="left"/>
+        <w:tblLook w:firstColumn="1" w:firstRow="1" w:lastColumn="0" w:lastRow="0" w:noHBand="0" w:noVBand="1" w:val="04A0"/>
+        <w:tblBorders>
+          <w:top w:val="single" w:sz="4" w:space="0" w:color="595959"/>
+          <w:left w:val="single" w:sz="4" w:space="0" w:color="595959"/>
+          <w:bottom w:val="single" w:sz="4" w:space="0" w:color="595959"/>
+          <w:right w:val="single" w:sz="4" w:space="0" w:color="595959"/>
+          <w:insideH w:val="single" w:sz="4" w:space="0" w:color="595959"/>
+          <w:insideV w:val="single" w:sz="4" w:space="0" w:color="595959"/>
+        </w:tblBorders>
+        <w:tblCellMar>
+          <w:top w:w="85" w:type="dxa"/>
+          <w:left w:w="85" w:type="dxa"/>
+          <w:bottom w:w="85" w:type="dxa"/>
+          <w:right w:w="85" w:type="dxa"/>
+        </w:tblCellMar>
+      </w:tblPr>
+      <w:tblGrid>
+        <w:gridCol w:w="3784"/>
+        <w:gridCol w:w="3784"/>
+        <w:gridCol w:w="3784"/>
+        <w:gridCol w:w="3784"/>
+      </w:tblGrid>
+      <w:tr>
+        <w:trPr>
+          <w:tblHeader/>
+        </w:trPr>
+        <w:tc>
+          <w:tcPr>
+            <w:tcW w:type="dxa" w:w="3784"/>
+            <w:shd w:val="clear" w:color="auto" w:fill="D9D9D9"/>
+          </w:tcPr>
+          <w:p>
+            <w:pPr>
+              <w:spacing w:before="20" w:after="20"/>
+            </w:pPr>
+            <w:r/>
+            <w:r>
+              <w:rPr>
+                <w:rFonts w:ascii="Verdana" w:hAnsi="Verdana"/>
+                <w:b w:val="0"/>
+                <w:sz w:val="16"/>
+              </w:rPr>
+              <w:t>TABLE REFERENCES</w:t>
+            </w:r>
+          </w:p>
+        </w:tc>
+        <w:tc>
+          <w:tcPr>
+            <w:tcW w:type="dxa" w:w="3784"/>
+            <w:shd w:val="clear" w:color="auto" w:fill="D9D9D9"/>
+          </w:tcPr>
+          <w:p>
+            <w:pPr>
+              <w:spacing w:before="20" w:after="20"/>
+            </w:pPr>
+            <w:r/>
+            <w:r>
+              <w:rPr>
+                <w:rFonts w:ascii="Verdana" w:hAnsi="Verdana"/>
+                <w:b w:val="0"/>
+                <w:sz w:val="16"/>
+              </w:rPr>
+              <w:t>ELEMENT NAME</w:t>
+            </w:r>
+          </w:p>
+        </w:tc>
+        <w:tc>
+          <w:tcPr>
+            <w:tcW w:type="dxa" w:w="3784"/>
+            <w:shd w:val="clear" w:color="auto" w:fill="D9D9D9"/>
+          </w:tcPr>
+          <w:p>
+            <w:pPr>
+              <w:spacing w:before="20" w:after="20"/>
+            </w:pPr>
+            <w:r/>
+            <w:r>
+              <w:rPr>
+                <w:rFonts w:ascii="Verdana" w:hAnsi="Verdana"/>
+                <w:b w:val="0"/>
+                <w:sz w:val="16"/>
+              </w:rPr>
+              <w:t>ELEMENT DESCRIPTION</w:t>
+            </w:r>
+          </w:p>
+        </w:tc>
+        <w:tc>
+          <w:tcPr>
+            <w:tcW w:type="dxa" w:w="3784"/>
+            <w:shd w:val="clear" w:color="auto" w:fill="D9D9D9"/>
+          </w:tcPr>
+          <w:p>
+            <w:pPr>
+              <w:spacing w:before="20" w:after="20"/>
+            </w:pPr>
+            <w:r/>
+            <w:r>
+              <w:rPr>
+                <w:rFonts w:ascii="Verdana" w:hAnsi="Verdana"/>
+                <w:b w:val="0"/>
+                <w:sz w:val="16"/>
+              </w:rPr>
+              <w:t>NOTE</w:t>
+            </w:r>
+          </w:p>
+        </w:tc>
+      </w:tr>
+      <w:tr>
+        <w:trPr>
+          <w:cantSplit/>
+        </w:trPr>
+        <w:tc>
+          <w:tcPr>
+            <w:tcW w:type="dxa" w:w="3784"/>
+          </w:tcPr>
+          <w:p>
+            <w:pPr>
+              <w:spacing w:before="20" w:after="20"/>
+            </w:pPr>
+            <w:r/>
+            <w:r>
+              <w:rPr>
+                <w:rFonts w:ascii="Verdana" w:hAnsi="Verdana"/>
+                <w:b w:val="0"/>
+                <w:sz w:val="16"/>
+              </w:rPr>
+              <w:t>3 01 025</w:t>
+            </w:r>
+          </w:p>
+        </w:tc>
+        <w:tc>
+          <w:tcPr>
+            <w:tcW w:type="dxa" w:w="3784"/>
+          </w:tcPr>
+          <w:p>
+            <w:pPr>
+              <w:spacing w:before="20" w:after="20"/>
+            </w:pPr>
+            <w:r/>
+            <w:r>
+              <w:rPr>
+                <w:rFonts w:ascii="Verdana" w:hAnsi="Verdana"/>
+                <w:b w:val="0"/>
+                <w:sz w:val="16"/>
+              </w:rPr>
+              <w:t>Latitude/longitude (coarse accuracy), day/time</w:t>
+            </w:r>
+          </w:p>
+        </w:tc>
+        <w:tc>
+          <w:tcPr>
+            <w:tcW w:type="dxa" w:w="3784"/>
+          </w:tcPr>
+          <w:p>
+            <w:pPr>
+              <w:spacing w:before="20" w:after="20"/>
+            </w:pPr>
+            <w:r/>
+            <w:r>
+              <w:rPr>
+                <w:rFonts w:ascii="Verdana" w:hAnsi="Verdana"/>
+                <w:b w:val="0"/>
+                <w:sz w:val="16"/>
+              </w:rPr>
+            </w:r>
+          </w:p>
+        </w:tc>
+        <w:tc>
+          <w:tcPr>
+            <w:tcW w:type="dxa" w:w="3784"/>
+          </w:tcPr>
+          <w:p>
+            <w:pPr>
+              <w:spacing w:before="20" w:after="20"/>
+            </w:pPr>
+            <w:r/>
+            <w:r>
+              <w:rPr>
+                <w:rFonts w:ascii="Verdana" w:hAnsi="Verdana"/>
+                <w:b w:val="0"/>
+                <w:sz w:val="16"/>
+              </w:rPr>
+            </w:r>
+          </w:p>
+        </w:tc>
+      </w:tr>
+      <w:tr>
+        <w:trPr>
+          <w:cantSplit/>
+        </w:trPr>
+        <w:tc>
+          <w:tcPr>
+            <w:tcW w:type="dxa" w:w="3784"/>
+          </w:tcPr>
+          <w:p>
+            <w:pPr>
+              <w:spacing w:before="20" w:after="20"/>
+            </w:pPr>
+            <w:r/>
+            <w:r>
+              <w:rPr>
+                <w:rFonts w:ascii="Verdana" w:hAnsi="Verdana"/>
+                <w:b w:val="0"/>
+                <w:sz w:val="16"/>
+              </w:rPr>
+              <w:t>0 24 011</w:t>
+            </w:r>
+          </w:p>
+        </w:tc>
+        <w:tc>
+          <w:tcPr>
+            <w:tcW w:type="dxa" w:w="3784"/>
+          </w:tcPr>
+          <w:p>
+            <w:pPr>
+              <w:spacing w:before="20" w:after="20"/>
+            </w:pPr>
+            <w:r/>
+            <w:r>
+              <w:rPr>
+                <w:rFonts w:ascii="Verdana" w:hAnsi="Verdana"/>
+                <w:b w:val="0"/>
+                <w:sz w:val="16"/>
+              </w:rPr>
+              <w:t>Dose</w:t>
+            </w:r>
+          </w:p>
+        </w:tc>
+        <w:tc>
+          <w:tcPr>
+            <w:tcW w:type="dxa" w:w="3784"/>
+          </w:tcPr>
+          <w:p>
+            <w:pPr>
+              <w:spacing w:before="20" w:after="20"/>
+            </w:pPr>
+            <w:r/>
+            <w:r>
+              <w:rPr>
+                <w:rFonts w:ascii="Verdana" w:hAnsi="Verdana"/>
+                <w:b w:val="0"/>
+                <w:sz w:val="16"/>
+              </w:rPr>
+            </w:r>
+          </w:p>
+        </w:tc>
+        <w:tc>
+          <w:tcPr>
+            <w:tcW w:type="dxa" w:w="3784"/>
+          </w:tcPr>
+          <w:p>
+            <w:pPr>
+              <w:spacing w:before="20" w:after="20"/>
+            </w:pPr>
+            <w:r/>
+            <w:r>
+              <w:rPr>
+                <w:rFonts w:ascii="Verdana" w:hAnsi="Verdana"/>
+                <w:b w:val="0"/>
+                <w:sz w:val="16"/>
+              </w:rPr>
+            </w:r>
+          </w:p>
+        </w:tc>
+      </w:tr>
+    </w:tbl>
+    <w:p/>
+    <w:p>
+      <w:r>
+        <w:rPr>
+          <w:rFonts w:ascii="Verdana" w:hAnsi="Verdana"/>
+          <w:b/>
+          <w:sz w:val="18"/>
+        </w:rPr>
+        <w:t>3 18 003</w:t>
+      </w:r>
+    </w:p>
+    <w:tbl>
+      <w:tblPr>
+        <w:tblStyle w:val="TableGrid"/>
+        <w:tblW w:type="auto" w:w="0"/>
+        <w:jc w:val="left"/>
+        <w:tblLook w:firstColumn="1" w:firstRow="1" w:lastColumn="0" w:lastRow="0" w:noHBand="0" w:noVBand="1" w:val="04A0"/>
+        <w:tblBorders>
+          <w:top w:val="single" w:sz="4" w:space="0" w:color="595959"/>
+          <w:left w:val="single" w:sz="4" w:space="0" w:color="595959"/>
+          <w:bottom w:val="single" w:sz="4" w:space="0" w:color="595959"/>
+          <w:right w:val="single" w:sz="4" w:space="0" w:color="595959"/>
+          <w:insideH w:val="single" w:sz="4" w:space="0" w:color="595959"/>
+          <w:insideV w:val="single" w:sz="4" w:space="0" w:color="595959"/>
+        </w:tblBorders>
+        <w:tblCellMar>
+          <w:top w:w="85" w:type="dxa"/>
+          <w:left w:w="85" w:type="dxa"/>
+          <w:bottom w:w="85" w:type="dxa"/>
+          <w:right w:w="85" w:type="dxa"/>
+        </w:tblCellMar>
+      </w:tblPr>
+      <w:tblGrid>
+        <w:gridCol w:w="3784"/>
+        <w:gridCol w:w="3784"/>
+        <w:gridCol w:w="3784"/>
+        <w:gridCol w:w="3784"/>
+      </w:tblGrid>
+      <w:tr>
+        <w:trPr>
+          <w:tblHeader/>
+        </w:trPr>
+        <w:tc>
+          <w:tcPr>
+            <w:tcW w:type="dxa" w:w="3784"/>
+            <w:shd w:val="clear" w:color="auto" w:fill="D9D9D9"/>
+          </w:tcPr>
+          <w:p>
+            <w:pPr>
+              <w:spacing w:before="20" w:after="20"/>
+            </w:pPr>
+            <w:r/>
+            <w:r>
+              <w:rPr>
+                <w:rFonts w:ascii="Verdana" w:hAnsi="Verdana"/>
+                <w:b w:val="0"/>
+                <w:sz w:val="16"/>
+              </w:rPr>
+              <w:t>TABLE REFERENCES</w:t>
+            </w:r>
+          </w:p>
+        </w:tc>
+        <w:tc>
+          <w:tcPr>
+            <w:tcW w:type="dxa" w:w="3784"/>
+            <w:shd w:val="clear" w:color="auto" w:fill="D9D9D9"/>
+          </w:tcPr>
+          <w:p>
+            <w:pPr>
+              <w:spacing w:before="20" w:after="20"/>
+            </w:pPr>
+            <w:r/>
+            <w:r>
+              <w:rPr>
+                <w:rFonts w:ascii="Verdana" w:hAnsi="Verdana"/>
+                <w:b w:val="0"/>
+                <w:sz w:val="16"/>
+              </w:rPr>
+              <w:t>ELEMENT NAME</w:t>
+            </w:r>
+          </w:p>
+        </w:tc>
+        <w:tc>
+          <w:tcPr>
+            <w:tcW w:type="dxa" w:w="3784"/>
+            <w:shd w:val="clear" w:color="auto" w:fill="D9D9D9"/>
+          </w:tcPr>
+          <w:p>
+            <w:pPr>
+              <w:spacing w:before="20" w:after="20"/>
+            </w:pPr>
+            <w:r/>
+            <w:r>
+              <w:rPr>
+                <w:rFonts w:ascii="Verdana" w:hAnsi="Verdana"/>
+                <w:b w:val="0"/>
+                <w:sz w:val="16"/>
+              </w:rPr>
+              <w:t>ELEMENT DESCRIPTION</w:t>
+            </w:r>
+          </w:p>
+        </w:tc>
+        <w:tc>
+          <w:tcPr>
+            <w:tcW w:type="dxa" w:w="3784"/>
+            <w:shd w:val="clear" w:color="auto" w:fill="D9D9D9"/>
+          </w:tcPr>
+          <w:p>
+            <w:pPr>
+              <w:spacing w:before="20" w:after="20"/>
+            </w:pPr>
+            <w:r/>
+            <w:r>
+              <w:rPr>
+                <w:rFonts w:ascii="Verdana" w:hAnsi="Verdana"/>
+                <w:b w:val="0"/>
+                <w:sz w:val="16"/>
+              </w:rPr>
+              <w:t>NOTE</w:t>
+            </w:r>
+          </w:p>
+        </w:tc>
+      </w:tr>
+      <w:tr>
+        <w:trPr>
+          <w:cantSplit/>
+        </w:trPr>
+        <w:tc>
+          <w:tcPr>
+            <w:tcW w:type="dxa" w:w="3784"/>
+          </w:tcPr>
+          <w:p>
+            <w:pPr>
+              <w:spacing w:before="20" w:after="20"/>
+            </w:pPr>
+            <w:r/>
+            <w:r>
+              <w:rPr>
+                <w:rFonts w:ascii="Verdana" w:hAnsi="Verdana"/>
+                <w:b w:val="0"/>
+                <w:sz w:val="16"/>
+              </w:rPr>
+              <w:t>3 01 026</w:t>
+            </w:r>
+          </w:p>
+        </w:tc>
+        <w:tc>
+          <w:tcPr>
+            <w:tcW w:type="dxa" w:w="3784"/>
+          </w:tcPr>
+          <w:p>
+            <w:pPr>
+              <w:spacing w:before="20" w:after="20"/>
+            </w:pPr>
+            <w:r/>
+            <w:r>
+              <w:rPr>
+                <w:rFonts w:ascii="Verdana" w:hAnsi="Verdana"/>
+                <w:b w:val="0"/>
+                <w:sz w:val="16"/>
+              </w:rPr>
+              <w:t>Latitude/longitude (high accuracy), time period (day, hour, minute)</w:t>
+            </w:r>
+          </w:p>
+        </w:tc>
+        <w:tc>
+          <w:tcPr>
+            <w:tcW w:type="dxa" w:w="3784"/>
+          </w:tcPr>
+          <w:p>
+            <w:pPr>
+              <w:spacing w:before="20" w:after="20"/>
+            </w:pPr>
+            <w:r/>
+            <w:r>
+              <w:rPr>
+                <w:rFonts w:ascii="Verdana" w:hAnsi="Verdana"/>
+                <w:b w:val="0"/>
+                <w:sz w:val="16"/>
+              </w:rPr>
+            </w:r>
+          </w:p>
+        </w:tc>
+        <w:tc>
+          <w:tcPr>
+            <w:tcW w:type="dxa" w:w="3784"/>
+          </w:tcPr>
+          <w:p>
+            <w:pPr>
+              <w:spacing w:before="20" w:after="20"/>
+            </w:pPr>
+            <w:r/>
+            <w:r>
+              <w:rPr>
+                <w:rFonts w:ascii="Verdana" w:hAnsi="Verdana"/>
+                <w:b w:val="0"/>
+                <w:sz w:val="16"/>
+              </w:rPr>
+            </w:r>
+          </w:p>
+        </w:tc>
+      </w:tr>
+      <w:tr>
+        <w:trPr>
+          <w:cantSplit/>
+        </w:trPr>
+        <w:tc>
+          <w:tcPr>
+            <w:tcW w:type="dxa" w:w="3784"/>
+          </w:tcPr>
+          <w:p>
+            <w:pPr>
+              <w:spacing w:before="20" w:after="20"/>
+            </w:pPr>
+            <w:r/>
+            <w:r>
+              <w:rPr>
+                <w:rFonts w:ascii="Verdana" w:hAnsi="Verdana"/>
+                <w:b w:val="0"/>
+                <w:sz w:val="16"/>
+              </w:rPr>
+              <w:t>0 24 005</w:t>
+            </w:r>
+          </w:p>
+        </w:tc>
+        <w:tc>
+          <w:tcPr>
+            <w:tcW w:type="dxa" w:w="3784"/>
+          </w:tcPr>
+          <w:p>
+            <w:pPr>
+              <w:spacing w:before="20" w:after="20"/>
+            </w:pPr>
+            <w:r/>
+            <w:r>
+              <w:rPr>
+                <w:rFonts w:ascii="Verdana" w:hAnsi="Verdana"/>
+                <w:b w:val="0"/>
+                <w:sz w:val="16"/>
+              </w:rPr>
+              <w:t>Isotope mass</w:t>
+            </w:r>
+          </w:p>
+        </w:tc>
+        <w:tc>
+          <w:tcPr>
+            <w:tcW w:type="dxa" w:w="3784"/>
+          </w:tcPr>
+          <w:p>
+            <w:pPr>
+              <w:spacing w:before="20" w:after="20"/>
+            </w:pPr>
+            <w:r/>
+            <w:r>
+              <w:rPr>
+                <w:rFonts w:ascii="Verdana" w:hAnsi="Verdana"/>
+                <w:b w:val="0"/>
+                <w:sz w:val="16"/>
+              </w:rPr>
+            </w:r>
+          </w:p>
+        </w:tc>
+        <w:tc>
+          <w:tcPr>
+            <w:tcW w:type="dxa" w:w="3784"/>
+          </w:tcPr>
+          <w:p>
+            <w:pPr>
+              <w:spacing w:before="20" w:after="20"/>
+            </w:pPr>
+            <w:r/>
+            <w:r>
+              <w:rPr>
+                <w:rFonts w:ascii="Verdana" w:hAnsi="Verdana"/>
+                <w:b w:val="0"/>
+                <w:sz w:val="16"/>
+              </w:rPr>
+            </w:r>
+          </w:p>
+        </w:tc>
+      </w:tr>
+      <w:tr>
+        <w:trPr>
+          <w:cantSplit/>
+        </w:trPr>
+        <w:tc>
+          <w:tcPr>
+            <w:tcW w:type="dxa" w:w="3784"/>
+          </w:tcPr>
+          <w:p>
+            <w:pPr>
+              <w:spacing w:before="20" w:after="20"/>
+            </w:pPr>
+            <w:r/>
+            <w:r>
+              <w:rPr>
+                <w:rFonts w:ascii="Verdana" w:hAnsi="Verdana"/>
+                <w:b w:val="0"/>
+                <w:sz w:val="16"/>
+              </w:rPr>
+              <w:t>0 24 004</w:t>
+            </w:r>
+          </w:p>
+        </w:tc>
+        <w:tc>
+          <w:tcPr>
+            <w:tcW w:type="dxa" w:w="3784"/>
+          </w:tcPr>
+          <w:p>
+            <w:pPr>
+              <w:spacing w:before="20" w:after="20"/>
+            </w:pPr>
+            <w:r/>
+            <w:r>
+              <w:rPr>
+                <w:rFonts w:ascii="Verdana" w:hAnsi="Verdana"/>
+                <w:b w:val="0"/>
+                <w:sz w:val="16"/>
+              </w:rPr>
+              <w:t>Element name</w:t>
+            </w:r>
+          </w:p>
+        </w:tc>
+        <w:tc>
+          <w:tcPr>
+            <w:tcW w:type="dxa" w:w="3784"/>
+          </w:tcPr>
+          <w:p>
+            <w:pPr>
+              <w:spacing w:before="20" w:after="20"/>
+            </w:pPr>
+            <w:r/>
+            <w:r>
+              <w:rPr>
+                <w:rFonts w:ascii="Verdana" w:hAnsi="Verdana"/>
+                <w:b w:val="0"/>
+                <w:sz w:val="16"/>
+              </w:rPr>
+            </w:r>
+          </w:p>
+        </w:tc>
+        <w:tc>
+          <w:tcPr>
+            <w:tcW w:type="dxa" w:w="3784"/>
+          </w:tcPr>
+          <w:p>
+            <w:pPr>
+              <w:spacing w:before="20" w:after="20"/>
+            </w:pPr>
+            <w:r/>
+            <w:r>
+              <w:rPr>
+                <w:rFonts w:ascii="Verdana" w:hAnsi="Verdana"/>
+                <w:b w:val="0"/>
+                <w:sz w:val="16"/>
+              </w:rPr>
+            </w:r>
+          </w:p>
+        </w:tc>
+      </w:tr>
+      <w:tr>
+        <w:trPr>
+          <w:cantSplit/>
+        </w:trPr>
+        <w:tc>
+          <w:tcPr>
+            <w:tcW w:type="dxa" w:w="3784"/>
+          </w:tcPr>
+          <w:p>
+            <w:pPr>
+              <w:spacing w:before="20" w:after="20"/>
+            </w:pPr>
+            <w:r/>
+            <w:r>
+              <w:rPr>
+                <w:rFonts w:ascii="Verdana" w:hAnsi="Verdana"/>
+                <w:b w:val="0"/>
+                <w:sz w:val="16"/>
+              </w:rPr>
+              <w:t>0 24 021</w:t>
+            </w:r>
+          </w:p>
+        </w:tc>
+        <w:tc>
+          <w:tcPr>
+            <w:tcW w:type="dxa" w:w="3784"/>
+          </w:tcPr>
+          <w:p>
+            <w:pPr>
+              <w:spacing w:before="20" w:after="20"/>
+            </w:pPr>
+            <w:r/>
+            <w:r>
+              <w:rPr>
+                <w:rFonts w:ascii="Verdana" w:hAnsi="Verdana"/>
+                <w:b w:val="0"/>
+                <w:sz w:val="16"/>
+              </w:rPr>
+              <w:t>Air concentration (of named isotope type including gross beta)</w:t>
+            </w:r>
+          </w:p>
+        </w:tc>
+        <w:tc>
+          <w:tcPr>
+            <w:tcW w:type="dxa" w:w="3784"/>
+          </w:tcPr>
+          <w:p>
+            <w:pPr>
+              <w:spacing w:before="20" w:after="20"/>
+            </w:pPr>
+            <w:r/>
+            <w:r>
+              <w:rPr>
+                <w:rFonts w:ascii="Verdana" w:hAnsi="Verdana"/>
+                <w:b w:val="0"/>
+                <w:sz w:val="16"/>
+              </w:rPr>
+            </w:r>
+          </w:p>
+        </w:tc>
+        <w:tc>
+          <w:tcPr>
+            <w:tcW w:type="dxa" w:w="3784"/>
+          </w:tcPr>
+          <w:p>
+            <w:pPr>
+              <w:spacing w:before="20" w:after="20"/>
+            </w:pPr>
+            <w:r/>
+            <w:r>
+              <w:rPr>
+                <w:rFonts w:ascii="Verdana" w:hAnsi="Verdana"/>
+                <w:b w:val="0"/>
+                <w:sz w:val="16"/>
+              </w:rPr>
+            </w:r>
+          </w:p>
+        </w:tc>
+      </w:tr>
+    </w:tbl>
+    <w:p/>
+    <w:p>
+      <w:r>
+        <w:rPr>
+          <w:rFonts w:ascii="Verdana" w:hAnsi="Verdana"/>
+          <w:b/>
+          <w:sz w:val="18"/>
+        </w:rPr>
+        <w:t>3 18 004</w:t>
+      </w:r>
+    </w:p>
+    <w:tbl>
+      <w:tblPr>
+        <w:tblStyle w:val="TableGrid"/>
+        <w:tblW w:type="auto" w:w="0"/>
+        <w:jc w:val="left"/>
+        <w:tblLook w:firstColumn="1" w:firstRow="1" w:lastColumn="0" w:lastRow="0" w:noHBand="0" w:noVBand="1" w:val="04A0"/>
+        <w:tblBorders>
+          <w:top w:val="single" w:sz="4" w:space="0" w:color="595959"/>
+          <w:left w:val="single" w:sz="4" w:space="0" w:color="595959"/>
+          <w:bottom w:val="single" w:sz="4" w:space="0" w:color="595959"/>
+          <w:right w:val="single" w:sz="4" w:space="0" w:color="595959"/>
+          <w:insideH w:val="single" w:sz="4" w:space="0" w:color="595959"/>
+          <w:insideV w:val="single" w:sz="4" w:space="0" w:color="595959"/>
+        </w:tblBorders>
+        <w:tblCellMar>
+          <w:top w:w="85" w:type="dxa"/>
+          <w:left w:w="85" w:type="dxa"/>
+          <w:bottom w:w="85" w:type="dxa"/>
+          <w:right w:w="85" w:type="dxa"/>
+        </w:tblCellMar>
+      </w:tblPr>
+      <w:tblGrid>
+        <w:gridCol w:w="3784"/>
+        <w:gridCol w:w="3784"/>
+        <w:gridCol w:w="3784"/>
+        <w:gridCol w:w="3784"/>
+      </w:tblGrid>
+      <w:tr>
+        <w:trPr>
+          <w:tblHeader/>
+        </w:trPr>
+        <w:tc>
+          <w:tcPr>
+            <w:tcW w:type="dxa" w:w="3784"/>
+            <w:shd w:val="clear" w:color="auto" w:fill="D9D9D9"/>
+          </w:tcPr>
+          <w:p>
+            <w:pPr>
+              <w:spacing w:before="20" w:after="20"/>
+            </w:pPr>
+            <w:r/>
+            <w:r>
+              <w:rPr>
+                <w:rFonts w:ascii="Verdana" w:hAnsi="Verdana"/>
+                <w:b w:val="0"/>
+                <w:sz w:val="16"/>
+              </w:rPr>
+              <w:t>TABLE REFERENCES</w:t>
+            </w:r>
+          </w:p>
+        </w:tc>
+        <w:tc>
+          <w:tcPr>
+            <w:tcW w:type="dxa" w:w="3784"/>
+            <w:shd w:val="clear" w:color="auto" w:fill="D9D9D9"/>
+          </w:tcPr>
+          <w:p>
+            <w:pPr>
+              <w:spacing w:before="20" w:after="20"/>
+            </w:pPr>
+            <w:r/>
+            <w:r>
+              <w:rPr>
+                <w:rFonts w:ascii="Verdana" w:hAnsi="Verdana"/>
+                <w:b w:val="0"/>
+                <w:sz w:val="16"/>
+              </w:rPr>
+              <w:t>ELEMENT NAME</w:t>
+            </w:r>
+          </w:p>
+        </w:tc>
+        <w:tc>
+          <w:tcPr>
+            <w:tcW w:type="dxa" w:w="3784"/>
+            <w:shd w:val="clear" w:color="auto" w:fill="D9D9D9"/>
+          </w:tcPr>
+          <w:p>
+            <w:pPr>
+              <w:spacing w:before="20" w:after="20"/>
+            </w:pPr>
+            <w:r/>
+            <w:r>
+              <w:rPr>
+                <w:rFonts w:ascii="Verdana" w:hAnsi="Verdana"/>
+                <w:b w:val="0"/>
+                <w:sz w:val="16"/>
+              </w:rPr>
+              <w:t>ELEMENT DESCRIPTION</w:t>
+            </w:r>
+          </w:p>
+        </w:tc>
+        <w:tc>
+          <w:tcPr>
+            <w:tcW w:type="dxa" w:w="3784"/>
+            <w:shd w:val="clear" w:color="auto" w:fill="D9D9D9"/>
+          </w:tcPr>
+          <w:p>
+            <w:pPr>
+              <w:spacing w:before="20" w:after="20"/>
+            </w:pPr>
+            <w:r/>
+            <w:r>
+              <w:rPr>
+                <w:rFonts w:ascii="Verdana" w:hAnsi="Verdana"/>
+                <w:b w:val="0"/>
+                <w:sz w:val="16"/>
+              </w:rPr>
+              <w:t>NOTE</w:t>
+            </w:r>
+          </w:p>
+        </w:tc>
+      </w:tr>
+      <w:tr>
+        <w:trPr>
+          <w:cantSplit/>
+        </w:trPr>
+        <w:tc>
+          <w:tcPr>
+            <w:tcW w:type="dxa" w:w="3784"/>
+          </w:tcPr>
+          <w:p>
+            <w:pPr>
+              <w:spacing w:before="20" w:after="20"/>
+            </w:pPr>
+            <w:r/>
+            <w:r>
+              <w:rPr>
+                <w:rFonts w:ascii="Verdana" w:hAnsi="Verdana"/>
+                <w:b w:val="0"/>
+                <w:sz w:val="16"/>
+              </w:rPr>
+              <w:t>3 01 025</w:t>
+            </w:r>
+          </w:p>
+        </w:tc>
+        <w:tc>
+          <w:tcPr>
+            <w:tcW w:type="dxa" w:w="3784"/>
+          </w:tcPr>
+          <w:p>
+            <w:pPr>
+              <w:spacing w:before="20" w:after="20"/>
+            </w:pPr>
+            <w:r/>
+            <w:r>
+              <w:rPr>
+                <w:rFonts w:ascii="Verdana" w:hAnsi="Verdana"/>
+                <w:b w:val="0"/>
+                <w:sz w:val="16"/>
+              </w:rPr>
+              <w:t>Latitude/longitude (coarse accuracy), day/time</w:t>
+            </w:r>
+          </w:p>
+        </w:tc>
+        <w:tc>
+          <w:tcPr>
+            <w:tcW w:type="dxa" w:w="3784"/>
+          </w:tcPr>
+          <w:p>
+            <w:pPr>
+              <w:spacing w:before="20" w:after="20"/>
+            </w:pPr>
+            <w:r/>
+            <w:r>
+              <w:rPr>
+                <w:rFonts w:ascii="Verdana" w:hAnsi="Verdana"/>
+                <w:b w:val="0"/>
+                <w:sz w:val="16"/>
+              </w:rPr>
+            </w:r>
+          </w:p>
+        </w:tc>
+        <w:tc>
+          <w:tcPr>
+            <w:tcW w:type="dxa" w:w="3784"/>
+          </w:tcPr>
+          <w:p>
+            <w:pPr>
+              <w:spacing w:before="20" w:after="20"/>
+            </w:pPr>
+            <w:r/>
+            <w:r>
+              <w:rPr>
+                <w:rFonts w:ascii="Verdana" w:hAnsi="Verdana"/>
+                <w:b w:val="0"/>
+                <w:sz w:val="16"/>
+              </w:rPr>
+            </w:r>
+          </w:p>
+        </w:tc>
+      </w:tr>
+      <w:tr>
+        <w:trPr>
+          <w:cantSplit/>
+        </w:trPr>
+        <w:tc>
+          <w:tcPr>
+            <w:tcW w:type="dxa" w:w="3784"/>
+          </w:tcPr>
+          <w:p>
+            <w:pPr>
+              <w:spacing w:before="20" w:after="20"/>
+            </w:pPr>
+            <w:r/>
+            <w:r>
+              <w:rPr>
+                <w:rFonts w:ascii="Verdana" w:hAnsi="Verdana"/>
+                <w:b w:val="0"/>
+                <w:sz w:val="16"/>
+              </w:rPr>
+              <w:t>0 04 023</w:t>
+            </w:r>
+          </w:p>
+        </w:tc>
+        <w:tc>
+          <w:tcPr>
+            <w:tcW w:type="dxa" w:w="3784"/>
+          </w:tcPr>
+          <w:p>
+            <w:pPr>
+              <w:spacing w:before="20" w:after="20"/>
+            </w:pPr>
+            <w:r/>
+            <w:r>
+              <w:rPr>
+                <w:rFonts w:ascii="Verdana" w:hAnsi="Verdana"/>
+                <w:b w:val="0"/>
+                <w:sz w:val="16"/>
+              </w:rPr>
+              <w:t>Time period or displacement</w:t>
+            </w:r>
+          </w:p>
+        </w:tc>
+        <w:tc>
+          <w:tcPr>
+            <w:tcW w:type="dxa" w:w="3784"/>
+          </w:tcPr>
+          <w:p>
+            <w:pPr>
+              <w:spacing w:before="20" w:after="20"/>
+            </w:pPr>
+            <w:r/>
+            <w:r>
+              <w:rPr>
+                <w:rFonts w:ascii="Verdana" w:hAnsi="Verdana"/>
+                <w:b w:val="0"/>
+                <w:sz w:val="16"/>
+              </w:rPr>
+            </w:r>
+          </w:p>
+        </w:tc>
+        <w:tc>
+          <w:tcPr>
+            <w:tcW w:type="dxa" w:w="3784"/>
+          </w:tcPr>
+          <w:p>
+            <w:pPr>
+              <w:spacing w:before="20" w:after="20"/>
+            </w:pPr>
+            <w:r/>
+            <w:r>
+              <w:rPr>
+                <w:rFonts w:ascii="Verdana" w:hAnsi="Verdana"/>
+                <w:b w:val="0"/>
+                <w:sz w:val="16"/>
+              </w:rPr>
+            </w:r>
+          </w:p>
+        </w:tc>
+      </w:tr>
+      <w:tr>
+        <w:trPr>
+          <w:cantSplit/>
+        </w:trPr>
+        <w:tc>
+          <w:tcPr>
+            <w:tcW w:type="dxa" w:w="3784"/>
+          </w:tcPr>
+          <w:p>
+            <w:pPr>
+              <w:spacing w:before="20" w:after="20"/>
+            </w:pPr>
+            <w:r/>
+            <w:r>
+              <w:rPr>
+                <w:rFonts w:ascii="Verdana" w:hAnsi="Verdana"/>
+                <w:b w:val="0"/>
+                <w:sz w:val="16"/>
+              </w:rPr>
+              <w:t>0 13 011</w:t>
+            </w:r>
+          </w:p>
+        </w:tc>
+        <w:tc>
+          <w:tcPr>
+            <w:tcW w:type="dxa" w:w="3784"/>
+          </w:tcPr>
+          <w:p>
+            <w:pPr>
+              <w:spacing w:before="20" w:after="20"/>
+            </w:pPr>
+            <w:r/>
+            <w:r>
+              <w:rPr>
+                <w:rFonts w:ascii="Verdana" w:hAnsi="Verdana"/>
+                <w:b w:val="0"/>
+                <w:sz w:val="16"/>
+              </w:rPr>
+              <w:t>Total precipitation/total water equivalent</w:t>
+            </w:r>
+          </w:p>
+        </w:tc>
+        <w:tc>
+          <w:tcPr>
+            <w:tcW w:type="dxa" w:w="3784"/>
+          </w:tcPr>
+          <w:p>
+            <w:pPr>
+              <w:spacing w:before="20" w:after="20"/>
+            </w:pPr>
+            <w:r/>
+            <w:r>
+              <w:rPr>
+                <w:rFonts w:ascii="Verdana" w:hAnsi="Verdana"/>
+                <w:b w:val="0"/>
+                <w:sz w:val="16"/>
+              </w:rPr>
+            </w:r>
+          </w:p>
+        </w:tc>
+        <w:tc>
+          <w:tcPr>
+            <w:tcW w:type="dxa" w:w="3784"/>
+          </w:tcPr>
+          <w:p>
+            <w:pPr>
+              <w:spacing w:before="20" w:after="20"/>
+            </w:pPr>
+            <w:r/>
+            <w:r>
+              <w:rPr>
+                <w:rFonts w:ascii="Verdana" w:hAnsi="Verdana"/>
+                <w:b w:val="0"/>
+                <w:sz w:val="16"/>
+              </w:rPr>
+            </w:r>
+          </w:p>
+        </w:tc>
+      </w:tr>
+      <w:tr>
+        <w:trPr>
+          <w:cantSplit/>
+        </w:trPr>
+        <w:tc>
+          <w:tcPr>
+            <w:tcW w:type="dxa" w:w="3784"/>
+          </w:tcPr>
+          <w:p>
+            <w:pPr>
+              <w:spacing w:before="20" w:after="20"/>
+            </w:pPr>
+            <w:r/>
+            <w:r>
+              <w:rPr>
+                <w:rFonts w:ascii="Verdana" w:hAnsi="Verdana"/>
+                <w:b w:val="0"/>
+                <w:sz w:val="16"/>
+              </w:rPr>
+              <w:t>0 24 005</w:t>
+            </w:r>
+          </w:p>
+        </w:tc>
+        <w:tc>
+          <w:tcPr>
+            <w:tcW w:type="dxa" w:w="3784"/>
+          </w:tcPr>
+          <w:p>
+            <w:pPr>
+              <w:spacing w:before="20" w:after="20"/>
+            </w:pPr>
+            <w:r/>
+            <w:r>
+              <w:rPr>
+                <w:rFonts w:ascii="Verdana" w:hAnsi="Verdana"/>
+                <w:b w:val="0"/>
+                <w:sz w:val="16"/>
+              </w:rPr>
+              <w:t>Isotope mass</w:t>
+            </w:r>
+          </w:p>
+        </w:tc>
+        <w:tc>
+          <w:tcPr>
+            <w:tcW w:type="dxa" w:w="3784"/>
+          </w:tcPr>
+          <w:p>
+            <w:pPr>
+              <w:spacing w:before="20" w:after="20"/>
+            </w:pPr>
+            <w:r/>
+            <w:r>
+              <w:rPr>
+                <w:rFonts w:ascii="Verdana" w:hAnsi="Verdana"/>
+                <w:b w:val="0"/>
+                <w:sz w:val="16"/>
+              </w:rPr>
+            </w:r>
+          </w:p>
+        </w:tc>
+        <w:tc>
+          <w:tcPr>
+            <w:tcW w:type="dxa" w:w="3784"/>
+          </w:tcPr>
+          <w:p>
+            <w:pPr>
+              <w:spacing w:before="20" w:after="20"/>
+            </w:pPr>
+            <w:r/>
+            <w:r>
+              <w:rPr>
+                <w:rFonts w:ascii="Verdana" w:hAnsi="Verdana"/>
+                <w:b w:val="0"/>
+                <w:sz w:val="16"/>
+              </w:rPr>
+            </w:r>
+          </w:p>
+        </w:tc>
+      </w:tr>
+      <w:tr>
+        <w:trPr>
+          <w:cantSplit/>
+        </w:trPr>
+        <w:tc>
+          <w:tcPr>
+            <w:tcW w:type="dxa" w:w="3784"/>
+          </w:tcPr>
+          <w:p>
+            <w:pPr>
+              <w:spacing w:before="20" w:after="20"/>
+            </w:pPr>
+            <w:r/>
+            <w:r>
+              <w:rPr>
+                <w:rFonts w:ascii="Verdana" w:hAnsi="Verdana"/>
+                <w:b w:val="0"/>
+                <w:sz w:val="16"/>
+              </w:rPr>
+              <w:t>0 24 004</w:t>
+            </w:r>
+          </w:p>
+        </w:tc>
+        <w:tc>
+          <w:tcPr>
+            <w:tcW w:type="dxa" w:w="3784"/>
+          </w:tcPr>
+          <w:p>
+            <w:pPr>
+              <w:spacing w:before="20" w:after="20"/>
+            </w:pPr>
+            <w:r/>
+            <w:r>
+              <w:rPr>
+                <w:rFonts w:ascii="Verdana" w:hAnsi="Verdana"/>
+                <w:b w:val="0"/>
+                <w:sz w:val="16"/>
+              </w:rPr>
+              <w:t>Element name</w:t>
+            </w:r>
+          </w:p>
+        </w:tc>
+        <w:tc>
+          <w:tcPr>
+            <w:tcW w:type="dxa" w:w="3784"/>
+          </w:tcPr>
+          <w:p>
+            <w:pPr>
+              <w:spacing w:before="20" w:after="20"/>
+            </w:pPr>
+            <w:r/>
+            <w:r>
+              <w:rPr>
+                <w:rFonts w:ascii="Verdana" w:hAnsi="Verdana"/>
+                <w:b w:val="0"/>
+                <w:sz w:val="16"/>
+              </w:rPr>
+            </w:r>
+          </w:p>
+        </w:tc>
+        <w:tc>
+          <w:tcPr>
+            <w:tcW w:type="dxa" w:w="3784"/>
+          </w:tcPr>
+          <w:p>
+            <w:pPr>
+              <w:spacing w:before="20" w:after="20"/>
+            </w:pPr>
+            <w:r/>
+            <w:r>
+              <w:rPr>
+                <w:rFonts w:ascii="Verdana" w:hAnsi="Verdana"/>
+                <w:b w:val="0"/>
+                <w:sz w:val="16"/>
+              </w:rPr>
+            </w:r>
+          </w:p>
+        </w:tc>
+      </w:tr>
+      <w:tr>
+        <w:trPr>
+          <w:cantSplit/>
+        </w:trPr>
+        <w:tc>
+          <w:tcPr>
+            <w:tcW w:type="dxa" w:w="3784"/>
+          </w:tcPr>
+          <w:p>
+            <w:pPr>
+              <w:spacing w:before="20" w:after="20"/>
+            </w:pPr>
+            <w:r/>
+            <w:r>
+              <w:rPr>
+                <w:rFonts w:ascii="Verdana" w:hAnsi="Verdana"/>
+                <w:b w:val="0"/>
+                <w:sz w:val="16"/>
+              </w:rPr>
+              <w:t>0 24 022</w:t>
+            </w:r>
+          </w:p>
+        </w:tc>
+        <w:tc>
+          <w:tcPr>
+            <w:tcW w:type="dxa" w:w="3784"/>
+          </w:tcPr>
+          <w:p>
+            <w:pPr>
+              <w:spacing w:before="20" w:after="20"/>
+            </w:pPr>
+            <w:r/>
+            <w:r>
+              <w:rPr>
+                <w:rFonts w:ascii="Verdana" w:hAnsi="Verdana"/>
+                <w:b w:val="0"/>
+                <w:sz w:val="16"/>
+              </w:rPr>
+              <w:t>Concentration in precipitation (of named isotope type)</w:t>
+            </w:r>
+          </w:p>
+        </w:tc>
+        <w:tc>
+          <w:tcPr>
+            <w:tcW w:type="dxa" w:w="3784"/>
+          </w:tcPr>
+          <w:p>
+            <w:pPr>
+              <w:spacing w:before="20" w:after="20"/>
+            </w:pPr>
+            <w:r/>
+            <w:r>
+              <w:rPr>
+                <w:rFonts w:ascii="Verdana" w:hAnsi="Verdana"/>
+                <w:b w:val="0"/>
+                <w:sz w:val="16"/>
+              </w:rPr>
+            </w:r>
+          </w:p>
+        </w:tc>
+        <w:tc>
+          <w:tcPr>
+            <w:tcW w:type="dxa" w:w="3784"/>
+          </w:tcPr>
+          <w:p>
+            <w:pPr>
+              <w:spacing w:before="20" w:after="20"/>
+            </w:pPr>
+            <w:r/>
+            <w:r>
+              <w:rPr>
+                <w:rFonts w:ascii="Verdana" w:hAnsi="Verdana"/>
+                <w:b w:val="0"/>
+                <w:sz w:val="16"/>
+              </w:rPr>
+            </w:r>
+          </w:p>
+        </w:tc>
+      </w:tr>
+    </w:tbl>
+    <w:p/>
+    <w:p/>
     <w:p>
       <w:r>
         <w:rPr>
@@ -145,1805 +1466,6 @@
         <w:t>Note 63: These entries include the facility to update the Table A code figure and data description.</w:t>
       </w:r>
     </w:p>
-    <w:tbl>
-      <w:tblPr>
-        <w:tblStyle w:val="TableGrid"/>
-        <w:tblW w:type="auto" w:w="0"/>
-        <w:jc w:val="left"/>
-        <w:tblLook w:firstColumn="1" w:firstRow="1" w:lastColumn="0" w:lastRow="0" w:noHBand="0" w:noVBand="1" w:val="04A0"/>
-        <w:tblBorders>
-          <w:top w:val="single" w:sz="4" w:space="0" w:color="595959"/>
-          <w:left w:val="single" w:sz="4" w:space="0" w:color="595959"/>
-          <w:bottom w:val="single" w:sz="4" w:space="0" w:color="595959"/>
-          <w:right w:val="single" w:sz="4" w:space="0" w:color="595959"/>
-          <w:insideH w:val="single" w:sz="4" w:space="0" w:color="595959"/>
-          <w:insideV w:val="single" w:sz="4" w:space="0" w:color="595959"/>
-        </w:tblBorders>
-        <w:tblCellMar>
-          <w:top w:w="85" w:type="dxa"/>
-          <w:left w:w="85" w:type="dxa"/>
-          <w:bottom w:w="85" w:type="dxa"/>
-          <w:right w:w="85" w:type="dxa"/>
-        </w:tblCellMar>
-      </w:tblPr>
-      <w:tblGrid>
-        <w:gridCol w:w="2163"/>
-        <w:gridCol w:w="2163"/>
-        <w:gridCol w:w="2163"/>
-        <w:gridCol w:w="2163"/>
-        <w:gridCol w:w="2163"/>
-        <w:gridCol w:w="2163"/>
-        <w:gridCol w:w="2163"/>
-      </w:tblGrid>
-      <w:tr>
-        <w:trPr>
-          <w:tblHeader/>
-        </w:trPr>
-        <w:tc>
-          <w:tcPr>
-            <w:tcW w:type="dxa" w:w="2163"/>
-            <w:shd w:val="clear" w:color="auto" w:fill="D9D9D9"/>
-          </w:tcPr>
-          <w:p>
-            <w:pPr>
-              <w:spacing w:before="20" w:after="20"/>
-            </w:pPr>
-            <w:r/>
-            <w:r>
-              <w:rPr>
-                <w:rFonts w:ascii="Verdana" w:hAnsi="Verdana"/>
-                <w:b w:val="0"/>
-                <w:sz w:val="16"/>
-              </w:rPr>
-              <w:t>FXY1</w:t>
-            </w:r>
-          </w:p>
-        </w:tc>
-        <w:tc>
-          <w:tcPr>
-            <w:tcW w:type="dxa" w:w="2163"/>
-            <w:shd w:val="clear" w:color="auto" w:fill="D9D9D9"/>
-          </w:tcPr>
-          <w:p>
-            <w:pPr>
-              <w:spacing w:before="20" w:after="20"/>
-            </w:pPr>
-            <w:r/>
-            <w:r>
-              <w:rPr>
-                <w:rFonts w:ascii="Verdana" w:hAnsi="Verdana"/>
-                <w:b w:val="0"/>
-                <w:sz w:val="16"/>
-              </w:rPr>
-              <w:t>TITLE</w:t>
-            </w:r>
-          </w:p>
-        </w:tc>
-        <w:tc>
-          <w:tcPr>
-            <w:tcW w:type="dxa" w:w="2163"/>
-            <w:shd w:val="clear" w:color="auto" w:fill="D9D9D9"/>
-          </w:tcPr>
-          <w:p>
-            <w:pPr>
-              <w:spacing w:before="20" w:after="20"/>
-            </w:pPr>
-            <w:r/>
-            <w:r>
-              <w:rPr>
-                <w:rFonts w:ascii="Verdana" w:hAnsi="Verdana"/>
-                <w:b w:val="0"/>
-                <w:sz w:val="16"/>
-              </w:rPr>
-              <w:t>SUBTITLE</w:t>
-            </w:r>
-          </w:p>
-        </w:tc>
-        <w:tc>
-          <w:tcPr>
-            <w:tcW w:type="dxa" w:w="2163"/>
-            <w:shd w:val="clear" w:color="auto" w:fill="D9D9D9"/>
-          </w:tcPr>
-          <w:p>
-            <w:pPr>
-              <w:spacing w:before="20" w:after="20"/>
-            </w:pPr>
-            <w:r/>
-            <w:r>
-              <w:rPr>
-                <w:rFonts w:ascii="Verdana" w:hAnsi="Verdana"/>
-                <w:b w:val="0"/>
-                <w:sz w:val="16"/>
-              </w:rPr>
-              <w:t>FXY2</w:t>
-            </w:r>
-          </w:p>
-        </w:tc>
-        <w:tc>
-          <w:tcPr>
-            <w:tcW w:type="dxa" w:w="2163"/>
-            <w:shd w:val="clear" w:color="auto" w:fill="D9D9D9"/>
-          </w:tcPr>
-          <w:p>
-            <w:pPr>
-              <w:spacing w:before="20" w:after="20"/>
-            </w:pPr>
-            <w:r/>
-            <w:r>
-              <w:rPr>
-                <w:rFonts w:ascii="Verdana" w:hAnsi="Verdana"/>
-                <w:b w:val="0"/>
-                <w:sz w:val="16"/>
-              </w:rPr>
-              <w:t>ELEMENT NAME</w:t>
-            </w:r>
-          </w:p>
-        </w:tc>
-        <w:tc>
-          <w:tcPr>
-            <w:tcW w:type="dxa" w:w="2163"/>
-            <w:shd w:val="clear" w:color="auto" w:fill="D9D9D9"/>
-          </w:tcPr>
-          <w:p>
-            <w:pPr>
-              <w:spacing w:before="20" w:after="20"/>
-            </w:pPr>
-            <w:r/>
-            <w:r>
-              <w:rPr>
-                <w:rFonts w:ascii="Verdana" w:hAnsi="Verdana"/>
-                <w:b w:val="0"/>
-                <w:sz w:val="16"/>
-              </w:rPr>
-              <w:t>ELEMENT DESCRIPTION</w:t>
-            </w:r>
-          </w:p>
-        </w:tc>
-        <w:tc>
-          <w:tcPr>
-            <w:tcW w:type="dxa" w:w="2163"/>
-            <w:shd w:val="clear" w:color="auto" w:fill="D9D9D9"/>
-          </w:tcPr>
-          <w:p>
-            <w:pPr>
-              <w:spacing w:before="20" w:after="20"/>
-            </w:pPr>
-            <w:r/>
-            <w:r>
-              <w:rPr>
-                <w:rFonts w:ascii="Verdana" w:hAnsi="Verdana"/>
-                <w:b w:val="0"/>
-                <w:sz w:val="16"/>
-              </w:rPr>
-              <w:t>NOTE</w:t>
-            </w:r>
-          </w:p>
-        </w:tc>
-      </w:tr>
-      <w:tr>
-        <w:trPr>
-          <w:cantSplit/>
-        </w:trPr>
-        <w:tc>
-          <w:tcPr>
-            <w:tcW w:type="dxa" w:w="2163"/>
-          </w:tcPr>
-          <w:p>
-            <w:pPr>
-              <w:spacing w:before="20" w:after="20"/>
-            </w:pPr>
-            <w:r>
-              <w:rPr>
-                <w:b/>
-              </w:rPr>
-            </w:r>
-            <w:r>
-              <w:rPr>
-                <w:rFonts w:ascii="Verdana" w:hAnsi="Verdana"/>
-                <w:b/>
-                <w:sz w:val="16"/>
-              </w:rPr>
-              <w:t>3 18 001</w:t>
-            </w:r>
-          </w:p>
-        </w:tc>
-        <w:tc>
-          <w:tcPr>
-            <w:tcW w:type="dxa" w:w="2163"/>
-          </w:tcPr>
-          <w:p>
-            <w:pPr>
-              <w:spacing w:before="20" w:after="20"/>
-            </w:pPr>
-            <w:r>
-              <w:rPr>
-                <w:b/>
-              </w:rPr>
-            </w:r>
-            <w:r>
-              <w:rPr>
-                <w:rFonts w:ascii="Verdana" w:hAnsi="Verdana"/>
-                <w:b/>
-                <w:sz w:val="16"/>
-              </w:rPr>
-            </w:r>
-          </w:p>
-        </w:tc>
-        <w:tc>
-          <w:tcPr>
-            <w:tcW w:type="dxa" w:w="2163"/>
-          </w:tcPr>
-          <w:p>
-            <w:pPr>
-              <w:spacing w:before="20" w:after="20"/>
-            </w:pPr>
-            <w:r/>
-            <w:r>
-              <w:rPr>
-                <w:rFonts w:ascii="Verdana" w:hAnsi="Verdana"/>
-                <w:b w:val="0"/>
-                <w:sz w:val="16"/>
-              </w:rPr>
-            </w:r>
-          </w:p>
-        </w:tc>
-        <w:tc>
-          <w:tcPr>
-            <w:tcW w:type="dxa" w:w="2163"/>
-          </w:tcPr>
-          <w:p>
-            <w:pPr>
-              <w:spacing w:before="20" w:after="20"/>
-            </w:pPr>
-            <w:r/>
-            <w:r>
-              <w:rPr>
-                <w:rFonts w:ascii="Verdana" w:hAnsi="Verdana"/>
-                <w:b w:val="0"/>
-                <w:sz w:val="16"/>
-              </w:rPr>
-              <w:t>3 01 025</w:t>
-            </w:r>
-          </w:p>
-        </w:tc>
-        <w:tc>
-          <w:tcPr>
-            <w:tcW w:type="dxa" w:w="2163"/>
-          </w:tcPr>
-          <w:p>
-            <w:pPr>
-              <w:spacing w:before="20" w:after="20"/>
-            </w:pPr>
-            <w:r/>
-            <w:r>
-              <w:rPr>
-                <w:rFonts w:ascii="Verdana" w:hAnsi="Verdana"/>
-                <w:b w:val="0"/>
-                <w:sz w:val="16"/>
-              </w:rPr>
-              <w:t>Latitude/longitude (coarse accuracy), day/time</w:t>
-            </w:r>
-          </w:p>
-        </w:tc>
-        <w:tc>
-          <w:tcPr>
-            <w:tcW w:type="dxa" w:w="2163"/>
-          </w:tcPr>
-          <w:p>
-            <w:pPr>
-              <w:spacing w:before="20" w:after="20"/>
-            </w:pPr>
-            <w:r/>
-            <w:r>
-              <w:rPr>
-                <w:rFonts w:ascii="Verdana" w:hAnsi="Verdana"/>
-                <w:b w:val="0"/>
-                <w:sz w:val="16"/>
-              </w:rPr>
-            </w:r>
-          </w:p>
-        </w:tc>
-        <w:tc>
-          <w:tcPr>
-            <w:tcW w:type="dxa" w:w="2163"/>
-          </w:tcPr>
-          <w:p>
-            <w:pPr>
-              <w:spacing w:before="20" w:after="20"/>
-            </w:pPr>
-            <w:r/>
-            <w:r>
-              <w:rPr>
-                <w:rFonts w:ascii="Verdana" w:hAnsi="Verdana"/>
-                <w:b w:val="0"/>
-                <w:sz w:val="16"/>
-              </w:rPr>
-            </w:r>
-          </w:p>
-        </w:tc>
-      </w:tr>
-      <w:tr>
-        <w:trPr>
-          <w:cantSplit/>
-        </w:trPr>
-        <w:tc>
-          <w:tcPr>
-            <w:tcW w:type="dxa" w:w="2163"/>
-          </w:tcPr>
-          <w:p>
-            <w:pPr>
-              <w:spacing w:before="20" w:after="20"/>
-            </w:pPr>
-            <w:r/>
-            <w:r>
-              <w:rPr>
-                <w:rFonts w:ascii="Verdana" w:hAnsi="Verdana"/>
-                <w:b w:val="0"/>
-                <w:sz w:val="16"/>
-              </w:rPr>
-            </w:r>
-          </w:p>
-        </w:tc>
-        <w:tc>
-          <w:tcPr>
-            <w:tcW w:type="dxa" w:w="2163"/>
-          </w:tcPr>
-          <w:p>
-            <w:pPr>
-              <w:spacing w:before="20" w:after="20"/>
-            </w:pPr>
-            <w:r/>
-            <w:r>
-              <w:rPr>
-                <w:rFonts w:ascii="Verdana" w:hAnsi="Verdana"/>
-                <w:b w:val="0"/>
-                <w:sz w:val="16"/>
-              </w:rPr>
-            </w:r>
-          </w:p>
-        </w:tc>
-        <w:tc>
-          <w:tcPr>
-            <w:tcW w:type="dxa" w:w="2163"/>
-          </w:tcPr>
-          <w:p>
-            <w:pPr>
-              <w:spacing w:before="20" w:after="20"/>
-            </w:pPr>
-            <w:r/>
-            <w:r>
-              <w:rPr>
-                <w:rFonts w:ascii="Verdana" w:hAnsi="Verdana"/>
-                <w:b w:val="0"/>
-                <w:sz w:val="16"/>
-              </w:rPr>
-            </w:r>
-          </w:p>
-        </w:tc>
-        <w:tc>
-          <w:tcPr>
-            <w:tcW w:type="dxa" w:w="2163"/>
-          </w:tcPr>
-          <w:p>
-            <w:pPr>
-              <w:spacing w:before="20" w:after="20"/>
-            </w:pPr>
-            <w:r/>
-            <w:r>
-              <w:rPr>
-                <w:rFonts w:ascii="Verdana" w:hAnsi="Verdana"/>
-                <w:b w:val="0"/>
-                <w:sz w:val="16"/>
-              </w:rPr>
-              <w:t>0 24 011</w:t>
-            </w:r>
-          </w:p>
-        </w:tc>
-        <w:tc>
-          <w:tcPr>
-            <w:tcW w:type="dxa" w:w="2163"/>
-          </w:tcPr>
-          <w:p>
-            <w:pPr>
-              <w:spacing w:before="20" w:after="20"/>
-            </w:pPr>
-            <w:r/>
-            <w:r>
-              <w:rPr>
-                <w:rFonts w:ascii="Verdana" w:hAnsi="Verdana"/>
-                <w:b w:val="0"/>
-                <w:sz w:val="16"/>
-              </w:rPr>
-              <w:t>Dose</w:t>
-            </w:r>
-          </w:p>
-        </w:tc>
-        <w:tc>
-          <w:tcPr>
-            <w:tcW w:type="dxa" w:w="2163"/>
-          </w:tcPr>
-          <w:p>
-            <w:pPr>
-              <w:spacing w:before="20" w:after="20"/>
-            </w:pPr>
-            <w:r/>
-            <w:r>
-              <w:rPr>
-                <w:rFonts w:ascii="Verdana" w:hAnsi="Verdana"/>
-                <w:b w:val="0"/>
-                <w:sz w:val="16"/>
-              </w:rPr>
-            </w:r>
-          </w:p>
-        </w:tc>
-        <w:tc>
-          <w:tcPr>
-            <w:tcW w:type="dxa" w:w="2163"/>
-          </w:tcPr>
-          <w:p>
-            <w:pPr>
-              <w:spacing w:before="20" w:after="20"/>
-            </w:pPr>
-            <w:r/>
-            <w:r>
-              <w:rPr>
-                <w:rFonts w:ascii="Verdana" w:hAnsi="Verdana"/>
-                <w:b w:val="0"/>
-                <w:sz w:val="16"/>
-              </w:rPr>
-            </w:r>
-          </w:p>
-        </w:tc>
-      </w:tr>
-      <w:tr>
-        <w:trPr>
-          <w:cantSplit/>
-        </w:trPr>
-        <w:tc>
-          <w:tcPr>
-            <w:tcW w:type="dxa" w:w="2163"/>
-          </w:tcPr>
-          <w:p>
-            <w:pPr>
-              <w:spacing w:before="20" w:after="20"/>
-            </w:pPr>
-            <w:r>
-              <w:rPr>
-                <w:b/>
-              </w:rPr>
-            </w:r>
-            <w:r>
-              <w:rPr>
-                <w:rFonts w:ascii="Verdana" w:hAnsi="Verdana"/>
-                <w:b/>
-                <w:sz w:val="16"/>
-              </w:rPr>
-              <w:t>3 18 003</w:t>
-            </w:r>
-          </w:p>
-        </w:tc>
-        <w:tc>
-          <w:tcPr>
-            <w:tcW w:type="dxa" w:w="2163"/>
-          </w:tcPr>
-          <w:p>
-            <w:pPr>
-              <w:spacing w:before="20" w:after="20"/>
-            </w:pPr>
-            <w:r>
-              <w:rPr>
-                <w:b/>
-              </w:rPr>
-            </w:r>
-            <w:r>
-              <w:rPr>
-                <w:rFonts w:ascii="Verdana" w:hAnsi="Verdana"/>
-                <w:b/>
-                <w:sz w:val="16"/>
-              </w:rPr>
-            </w:r>
-          </w:p>
-        </w:tc>
-        <w:tc>
-          <w:tcPr>
-            <w:tcW w:type="dxa" w:w="2163"/>
-          </w:tcPr>
-          <w:p>
-            <w:pPr>
-              <w:spacing w:before="20" w:after="20"/>
-            </w:pPr>
-            <w:r/>
-            <w:r>
-              <w:rPr>
-                <w:rFonts w:ascii="Verdana" w:hAnsi="Verdana"/>
-                <w:b w:val="0"/>
-                <w:sz w:val="16"/>
-              </w:rPr>
-            </w:r>
-          </w:p>
-        </w:tc>
-        <w:tc>
-          <w:tcPr>
-            <w:tcW w:type="dxa" w:w="2163"/>
-          </w:tcPr>
-          <w:p>
-            <w:pPr>
-              <w:spacing w:before="20" w:after="20"/>
-            </w:pPr>
-            <w:r/>
-            <w:r>
-              <w:rPr>
-                <w:rFonts w:ascii="Verdana" w:hAnsi="Verdana"/>
-                <w:b w:val="0"/>
-                <w:sz w:val="16"/>
-              </w:rPr>
-              <w:t>3 01 026</w:t>
-            </w:r>
-          </w:p>
-        </w:tc>
-        <w:tc>
-          <w:tcPr>
-            <w:tcW w:type="dxa" w:w="2163"/>
-          </w:tcPr>
-          <w:p>
-            <w:pPr>
-              <w:spacing w:before="20" w:after="20"/>
-            </w:pPr>
-            <w:r/>
-            <w:r>
-              <w:rPr>
-                <w:rFonts w:ascii="Verdana" w:hAnsi="Verdana"/>
-                <w:b w:val="0"/>
-                <w:sz w:val="16"/>
-              </w:rPr>
-              <w:t>Latitude/longitude (high accuracy), time period (day, hour, minute)</w:t>
-            </w:r>
-          </w:p>
-        </w:tc>
-        <w:tc>
-          <w:tcPr>
-            <w:tcW w:type="dxa" w:w="2163"/>
-          </w:tcPr>
-          <w:p>
-            <w:pPr>
-              <w:spacing w:before="20" w:after="20"/>
-            </w:pPr>
-            <w:r/>
-            <w:r>
-              <w:rPr>
-                <w:rFonts w:ascii="Verdana" w:hAnsi="Verdana"/>
-                <w:b w:val="0"/>
-                <w:sz w:val="16"/>
-              </w:rPr>
-            </w:r>
-          </w:p>
-        </w:tc>
-        <w:tc>
-          <w:tcPr>
-            <w:tcW w:type="dxa" w:w="2163"/>
-          </w:tcPr>
-          <w:p>
-            <w:pPr>
-              <w:spacing w:before="20" w:after="20"/>
-            </w:pPr>
-            <w:r/>
-            <w:r>
-              <w:rPr>
-                <w:rFonts w:ascii="Verdana" w:hAnsi="Verdana"/>
-                <w:b w:val="0"/>
-                <w:sz w:val="16"/>
-              </w:rPr>
-            </w:r>
-          </w:p>
-        </w:tc>
-      </w:tr>
-      <w:tr>
-        <w:trPr>
-          <w:cantSplit/>
-        </w:trPr>
-        <w:tc>
-          <w:tcPr>
-            <w:tcW w:type="dxa" w:w="2163"/>
-          </w:tcPr>
-          <w:p>
-            <w:pPr>
-              <w:spacing w:before="20" w:after="20"/>
-            </w:pPr>
-            <w:r/>
-            <w:r>
-              <w:rPr>
-                <w:rFonts w:ascii="Verdana" w:hAnsi="Verdana"/>
-                <w:b w:val="0"/>
-                <w:sz w:val="16"/>
-              </w:rPr>
-            </w:r>
-          </w:p>
-        </w:tc>
-        <w:tc>
-          <w:tcPr>
-            <w:tcW w:type="dxa" w:w="2163"/>
-          </w:tcPr>
-          <w:p>
-            <w:pPr>
-              <w:spacing w:before="20" w:after="20"/>
-            </w:pPr>
-            <w:r/>
-            <w:r>
-              <w:rPr>
-                <w:rFonts w:ascii="Verdana" w:hAnsi="Verdana"/>
-                <w:b w:val="0"/>
-                <w:sz w:val="16"/>
-              </w:rPr>
-            </w:r>
-          </w:p>
-        </w:tc>
-        <w:tc>
-          <w:tcPr>
-            <w:tcW w:type="dxa" w:w="2163"/>
-          </w:tcPr>
-          <w:p>
-            <w:pPr>
-              <w:spacing w:before="20" w:after="20"/>
-            </w:pPr>
-            <w:r/>
-            <w:r>
-              <w:rPr>
-                <w:rFonts w:ascii="Verdana" w:hAnsi="Verdana"/>
-                <w:b w:val="0"/>
-                <w:sz w:val="16"/>
-              </w:rPr>
-            </w:r>
-          </w:p>
-        </w:tc>
-        <w:tc>
-          <w:tcPr>
-            <w:tcW w:type="dxa" w:w="2163"/>
-          </w:tcPr>
-          <w:p>
-            <w:pPr>
-              <w:spacing w:before="20" w:after="20"/>
-            </w:pPr>
-            <w:r/>
-            <w:r>
-              <w:rPr>
-                <w:rFonts w:ascii="Verdana" w:hAnsi="Verdana"/>
-                <w:b w:val="0"/>
-                <w:sz w:val="16"/>
-              </w:rPr>
-              <w:t>0 24 005</w:t>
-            </w:r>
-          </w:p>
-        </w:tc>
-        <w:tc>
-          <w:tcPr>
-            <w:tcW w:type="dxa" w:w="2163"/>
-          </w:tcPr>
-          <w:p>
-            <w:pPr>
-              <w:spacing w:before="20" w:after="20"/>
-            </w:pPr>
-            <w:r/>
-            <w:r>
-              <w:rPr>
-                <w:rFonts w:ascii="Verdana" w:hAnsi="Verdana"/>
-                <w:b w:val="0"/>
-                <w:sz w:val="16"/>
-              </w:rPr>
-              <w:t>Isotope mass</w:t>
-            </w:r>
-          </w:p>
-        </w:tc>
-        <w:tc>
-          <w:tcPr>
-            <w:tcW w:type="dxa" w:w="2163"/>
-          </w:tcPr>
-          <w:p>
-            <w:pPr>
-              <w:spacing w:before="20" w:after="20"/>
-            </w:pPr>
-            <w:r/>
-            <w:r>
-              <w:rPr>
-                <w:rFonts w:ascii="Verdana" w:hAnsi="Verdana"/>
-                <w:b w:val="0"/>
-                <w:sz w:val="16"/>
-              </w:rPr>
-            </w:r>
-          </w:p>
-        </w:tc>
-        <w:tc>
-          <w:tcPr>
-            <w:tcW w:type="dxa" w:w="2163"/>
-          </w:tcPr>
-          <w:p>
-            <w:pPr>
-              <w:spacing w:before="20" w:after="20"/>
-            </w:pPr>
-            <w:r/>
-            <w:r>
-              <w:rPr>
-                <w:rFonts w:ascii="Verdana" w:hAnsi="Verdana"/>
-                <w:b w:val="0"/>
-                <w:sz w:val="16"/>
-              </w:rPr>
-            </w:r>
-          </w:p>
-        </w:tc>
-      </w:tr>
-      <w:tr>
-        <w:trPr>
-          <w:cantSplit/>
-        </w:trPr>
-        <w:tc>
-          <w:tcPr>
-            <w:tcW w:type="dxa" w:w="2163"/>
-          </w:tcPr>
-          <w:p>
-            <w:pPr>
-              <w:spacing w:before="20" w:after="20"/>
-            </w:pPr>
-            <w:r/>
-            <w:r>
-              <w:rPr>
-                <w:rFonts w:ascii="Verdana" w:hAnsi="Verdana"/>
-                <w:b w:val="0"/>
-                <w:sz w:val="16"/>
-              </w:rPr>
-            </w:r>
-          </w:p>
-        </w:tc>
-        <w:tc>
-          <w:tcPr>
-            <w:tcW w:type="dxa" w:w="2163"/>
-          </w:tcPr>
-          <w:p>
-            <w:pPr>
-              <w:spacing w:before="20" w:after="20"/>
-            </w:pPr>
-            <w:r/>
-            <w:r>
-              <w:rPr>
-                <w:rFonts w:ascii="Verdana" w:hAnsi="Verdana"/>
-                <w:b w:val="0"/>
-                <w:sz w:val="16"/>
-              </w:rPr>
-            </w:r>
-          </w:p>
-        </w:tc>
-        <w:tc>
-          <w:tcPr>
-            <w:tcW w:type="dxa" w:w="2163"/>
-          </w:tcPr>
-          <w:p>
-            <w:pPr>
-              <w:spacing w:before="20" w:after="20"/>
-            </w:pPr>
-            <w:r/>
-            <w:r>
-              <w:rPr>
-                <w:rFonts w:ascii="Verdana" w:hAnsi="Verdana"/>
-                <w:b w:val="0"/>
-                <w:sz w:val="16"/>
-              </w:rPr>
-            </w:r>
-          </w:p>
-        </w:tc>
-        <w:tc>
-          <w:tcPr>
-            <w:tcW w:type="dxa" w:w="2163"/>
-          </w:tcPr>
-          <w:p>
-            <w:pPr>
-              <w:spacing w:before="20" w:after="20"/>
-            </w:pPr>
-            <w:r/>
-            <w:r>
-              <w:rPr>
-                <w:rFonts w:ascii="Verdana" w:hAnsi="Verdana"/>
-                <w:b w:val="0"/>
-                <w:sz w:val="16"/>
-              </w:rPr>
-              <w:t>0 24 004</w:t>
-            </w:r>
-          </w:p>
-        </w:tc>
-        <w:tc>
-          <w:tcPr>
-            <w:tcW w:type="dxa" w:w="2163"/>
-          </w:tcPr>
-          <w:p>
-            <w:pPr>
-              <w:spacing w:before="20" w:after="20"/>
-            </w:pPr>
-            <w:r/>
-            <w:r>
-              <w:rPr>
-                <w:rFonts w:ascii="Verdana" w:hAnsi="Verdana"/>
-                <w:b w:val="0"/>
-                <w:sz w:val="16"/>
-              </w:rPr>
-              <w:t>Element name</w:t>
-            </w:r>
-          </w:p>
-        </w:tc>
-        <w:tc>
-          <w:tcPr>
-            <w:tcW w:type="dxa" w:w="2163"/>
-          </w:tcPr>
-          <w:p>
-            <w:pPr>
-              <w:spacing w:before="20" w:after="20"/>
-            </w:pPr>
-            <w:r/>
-            <w:r>
-              <w:rPr>
-                <w:rFonts w:ascii="Verdana" w:hAnsi="Verdana"/>
-                <w:b w:val="0"/>
-                <w:sz w:val="16"/>
-              </w:rPr>
-            </w:r>
-          </w:p>
-        </w:tc>
-        <w:tc>
-          <w:tcPr>
-            <w:tcW w:type="dxa" w:w="2163"/>
-          </w:tcPr>
-          <w:p>
-            <w:pPr>
-              <w:spacing w:before="20" w:after="20"/>
-            </w:pPr>
-            <w:r/>
-            <w:r>
-              <w:rPr>
-                <w:rFonts w:ascii="Verdana" w:hAnsi="Verdana"/>
-                <w:b w:val="0"/>
-                <w:sz w:val="16"/>
-              </w:rPr>
-            </w:r>
-          </w:p>
-        </w:tc>
-      </w:tr>
-      <w:tr>
-        <w:trPr>
-          <w:cantSplit/>
-        </w:trPr>
-        <w:tc>
-          <w:tcPr>
-            <w:tcW w:type="dxa" w:w="2163"/>
-          </w:tcPr>
-          <w:p>
-            <w:pPr>
-              <w:spacing w:before="20" w:after="20"/>
-            </w:pPr>
-            <w:r/>
-            <w:r>
-              <w:rPr>
-                <w:rFonts w:ascii="Verdana" w:hAnsi="Verdana"/>
-                <w:b w:val="0"/>
-                <w:sz w:val="16"/>
-              </w:rPr>
-            </w:r>
-          </w:p>
-        </w:tc>
-        <w:tc>
-          <w:tcPr>
-            <w:tcW w:type="dxa" w:w="2163"/>
-          </w:tcPr>
-          <w:p>
-            <w:pPr>
-              <w:spacing w:before="20" w:after="20"/>
-            </w:pPr>
-            <w:r/>
-            <w:r>
-              <w:rPr>
-                <w:rFonts w:ascii="Verdana" w:hAnsi="Verdana"/>
-                <w:b w:val="0"/>
-                <w:sz w:val="16"/>
-              </w:rPr>
-            </w:r>
-          </w:p>
-        </w:tc>
-        <w:tc>
-          <w:tcPr>
-            <w:tcW w:type="dxa" w:w="2163"/>
-          </w:tcPr>
-          <w:p>
-            <w:pPr>
-              <w:spacing w:before="20" w:after="20"/>
-            </w:pPr>
-            <w:r/>
-            <w:r>
-              <w:rPr>
-                <w:rFonts w:ascii="Verdana" w:hAnsi="Verdana"/>
-                <w:b w:val="0"/>
-                <w:sz w:val="16"/>
-              </w:rPr>
-            </w:r>
-          </w:p>
-        </w:tc>
-        <w:tc>
-          <w:tcPr>
-            <w:tcW w:type="dxa" w:w="2163"/>
-          </w:tcPr>
-          <w:p>
-            <w:pPr>
-              <w:spacing w:before="20" w:after="20"/>
-            </w:pPr>
-            <w:r/>
-            <w:r>
-              <w:rPr>
-                <w:rFonts w:ascii="Verdana" w:hAnsi="Verdana"/>
-                <w:b w:val="0"/>
-                <w:sz w:val="16"/>
-              </w:rPr>
-              <w:t>0 24 021</w:t>
-            </w:r>
-          </w:p>
-        </w:tc>
-        <w:tc>
-          <w:tcPr>
-            <w:tcW w:type="dxa" w:w="2163"/>
-          </w:tcPr>
-          <w:p>
-            <w:pPr>
-              <w:spacing w:before="20" w:after="20"/>
-            </w:pPr>
-            <w:r/>
-            <w:r>
-              <w:rPr>
-                <w:rFonts w:ascii="Verdana" w:hAnsi="Verdana"/>
-                <w:b w:val="0"/>
-                <w:sz w:val="16"/>
-              </w:rPr>
-              <w:t>Air concentration (of named isotope type including gross beta)</w:t>
-            </w:r>
-          </w:p>
-        </w:tc>
-        <w:tc>
-          <w:tcPr>
-            <w:tcW w:type="dxa" w:w="2163"/>
-          </w:tcPr>
-          <w:p>
-            <w:pPr>
-              <w:spacing w:before="20" w:after="20"/>
-            </w:pPr>
-            <w:r/>
-            <w:r>
-              <w:rPr>
-                <w:rFonts w:ascii="Verdana" w:hAnsi="Verdana"/>
-                <w:b w:val="0"/>
-                <w:sz w:val="16"/>
-              </w:rPr>
-            </w:r>
-          </w:p>
-        </w:tc>
-        <w:tc>
-          <w:tcPr>
-            <w:tcW w:type="dxa" w:w="2163"/>
-          </w:tcPr>
-          <w:p>
-            <w:pPr>
-              <w:spacing w:before="20" w:after="20"/>
-            </w:pPr>
-            <w:r/>
-            <w:r>
-              <w:rPr>
-                <w:rFonts w:ascii="Verdana" w:hAnsi="Verdana"/>
-                <w:b w:val="0"/>
-                <w:sz w:val="16"/>
-              </w:rPr>
-            </w:r>
-          </w:p>
-        </w:tc>
-      </w:tr>
-      <w:tr>
-        <w:trPr>
-          <w:cantSplit/>
-        </w:trPr>
-        <w:tc>
-          <w:tcPr>
-            <w:tcW w:type="dxa" w:w="2163"/>
-          </w:tcPr>
-          <w:p>
-            <w:pPr>
-              <w:spacing w:before="20" w:after="20"/>
-            </w:pPr>
-            <w:r>
-              <w:rPr>
-                <w:b/>
-              </w:rPr>
-            </w:r>
-            <w:r>
-              <w:rPr>
-                <w:rFonts w:ascii="Verdana" w:hAnsi="Verdana"/>
-                <w:b/>
-                <w:sz w:val="16"/>
-              </w:rPr>
-              <w:t>3 18 004</w:t>
-            </w:r>
-          </w:p>
-        </w:tc>
-        <w:tc>
-          <w:tcPr>
-            <w:tcW w:type="dxa" w:w="2163"/>
-          </w:tcPr>
-          <w:p>
-            <w:pPr>
-              <w:spacing w:before="20" w:after="20"/>
-            </w:pPr>
-            <w:r>
-              <w:rPr>
-                <w:b/>
-              </w:rPr>
-            </w:r>
-            <w:r>
-              <w:rPr>
-                <w:rFonts w:ascii="Verdana" w:hAnsi="Verdana"/>
-                <w:b/>
-                <w:sz w:val="16"/>
-              </w:rPr>
-            </w:r>
-          </w:p>
-        </w:tc>
-        <w:tc>
-          <w:tcPr>
-            <w:tcW w:type="dxa" w:w="2163"/>
-          </w:tcPr>
-          <w:p>
-            <w:pPr>
-              <w:spacing w:before="20" w:after="20"/>
-            </w:pPr>
-            <w:r/>
-            <w:r>
-              <w:rPr>
-                <w:rFonts w:ascii="Verdana" w:hAnsi="Verdana"/>
-                <w:b w:val="0"/>
-                <w:sz w:val="16"/>
-              </w:rPr>
-            </w:r>
-          </w:p>
-        </w:tc>
-        <w:tc>
-          <w:tcPr>
-            <w:tcW w:type="dxa" w:w="2163"/>
-          </w:tcPr>
-          <w:p>
-            <w:pPr>
-              <w:spacing w:before="20" w:after="20"/>
-            </w:pPr>
-            <w:r/>
-            <w:r>
-              <w:rPr>
-                <w:rFonts w:ascii="Verdana" w:hAnsi="Verdana"/>
-                <w:b w:val="0"/>
-                <w:sz w:val="16"/>
-              </w:rPr>
-              <w:t>3 01 025</w:t>
-            </w:r>
-          </w:p>
-        </w:tc>
-        <w:tc>
-          <w:tcPr>
-            <w:tcW w:type="dxa" w:w="2163"/>
-          </w:tcPr>
-          <w:p>
-            <w:pPr>
-              <w:spacing w:before="20" w:after="20"/>
-            </w:pPr>
-            <w:r/>
-            <w:r>
-              <w:rPr>
-                <w:rFonts w:ascii="Verdana" w:hAnsi="Verdana"/>
-                <w:b w:val="0"/>
-                <w:sz w:val="16"/>
-              </w:rPr>
-              <w:t>Latitude/longitude (coarse accuracy), day/time</w:t>
-            </w:r>
-          </w:p>
-        </w:tc>
-        <w:tc>
-          <w:tcPr>
-            <w:tcW w:type="dxa" w:w="2163"/>
-          </w:tcPr>
-          <w:p>
-            <w:pPr>
-              <w:spacing w:before="20" w:after="20"/>
-            </w:pPr>
-            <w:r/>
-            <w:r>
-              <w:rPr>
-                <w:rFonts w:ascii="Verdana" w:hAnsi="Verdana"/>
-                <w:b w:val="0"/>
-                <w:sz w:val="16"/>
-              </w:rPr>
-            </w:r>
-          </w:p>
-        </w:tc>
-        <w:tc>
-          <w:tcPr>
-            <w:tcW w:type="dxa" w:w="2163"/>
-          </w:tcPr>
-          <w:p>
-            <w:pPr>
-              <w:spacing w:before="20" w:after="20"/>
-            </w:pPr>
-            <w:r/>
-            <w:r>
-              <w:rPr>
-                <w:rFonts w:ascii="Verdana" w:hAnsi="Verdana"/>
-                <w:b w:val="0"/>
-                <w:sz w:val="16"/>
-              </w:rPr>
-            </w:r>
-          </w:p>
-        </w:tc>
-      </w:tr>
-      <w:tr>
-        <w:trPr>
-          <w:cantSplit/>
-        </w:trPr>
-        <w:tc>
-          <w:tcPr>
-            <w:tcW w:type="dxa" w:w="2163"/>
-          </w:tcPr>
-          <w:p>
-            <w:pPr>
-              <w:spacing w:before="20" w:after="20"/>
-            </w:pPr>
-            <w:r/>
-            <w:r>
-              <w:rPr>
-                <w:rFonts w:ascii="Verdana" w:hAnsi="Verdana"/>
-                <w:b w:val="0"/>
-                <w:sz w:val="16"/>
-              </w:rPr>
-            </w:r>
-          </w:p>
-        </w:tc>
-        <w:tc>
-          <w:tcPr>
-            <w:tcW w:type="dxa" w:w="2163"/>
-          </w:tcPr>
-          <w:p>
-            <w:pPr>
-              <w:spacing w:before="20" w:after="20"/>
-            </w:pPr>
-            <w:r/>
-            <w:r>
-              <w:rPr>
-                <w:rFonts w:ascii="Verdana" w:hAnsi="Verdana"/>
-                <w:b w:val="0"/>
-                <w:sz w:val="16"/>
-              </w:rPr>
-            </w:r>
-          </w:p>
-        </w:tc>
-        <w:tc>
-          <w:tcPr>
-            <w:tcW w:type="dxa" w:w="2163"/>
-          </w:tcPr>
-          <w:p>
-            <w:pPr>
-              <w:spacing w:before="20" w:after="20"/>
-            </w:pPr>
-            <w:r/>
-            <w:r>
-              <w:rPr>
-                <w:rFonts w:ascii="Verdana" w:hAnsi="Verdana"/>
-                <w:b w:val="0"/>
-                <w:sz w:val="16"/>
-              </w:rPr>
-            </w:r>
-          </w:p>
-        </w:tc>
-        <w:tc>
-          <w:tcPr>
-            <w:tcW w:type="dxa" w:w="2163"/>
-          </w:tcPr>
-          <w:p>
-            <w:pPr>
-              <w:spacing w:before="20" w:after="20"/>
-            </w:pPr>
-            <w:r/>
-            <w:r>
-              <w:rPr>
-                <w:rFonts w:ascii="Verdana" w:hAnsi="Verdana"/>
-                <w:b w:val="0"/>
-                <w:sz w:val="16"/>
-              </w:rPr>
-              <w:t>0 04 023</w:t>
-            </w:r>
-          </w:p>
-        </w:tc>
-        <w:tc>
-          <w:tcPr>
-            <w:tcW w:type="dxa" w:w="2163"/>
-          </w:tcPr>
-          <w:p>
-            <w:pPr>
-              <w:spacing w:before="20" w:after="20"/>
-            </w:pPr>
-            <w:r/>
-            <w:r>
-              <w:rPr>
-                <w:rFonts w:ascii="Verdana" w:hAnsi="Verdana"/>
-                <w:b w:val="0"/>
-                <w:sz w:val="16"/>
-              </w:rPr>
-              <w:t>Time period or displacement</w:t>
-            </w:r>
-          </w:p>
-        </w:tc>
-        <w:tc>
-          <w:tcPr>
-            <w:tcW w:type="dxa" w:w="2163"/>
-          </w:tcPr>
-          <w:p>
-            <w:pPr>
-              <w:spacing w:before="20" w:after="20"/>
-            </w:pPr>
-            <w:r/>
-            <w:r>
-              <w:rPr>
-                <w:rFonts w:ascii="Verdana" w:hAnsi="Verdana"/>
-                <w:b w:val="0"/>
-                <w:sz w:val="16"/>
-              </w:rPr>
-            </w:r>
-          </w:p>
-        </w:tc>
-        <w:tc>
-          <w:tcPr>
-            <w:tcW w:type="dxa" w:w="2163"/>
-          </w:tcPr>
-          <w:p>
-            <w:pPr>
-              <w:spacing w:before="20" w:after="20"/>
-            </w:pPr>
-            <w:r/>
-            <w:r>
-              <w:rPr>
-                <w:rFonts w:ascii="Verdana" w:hAnsi="Verdana"/>
-                <w:b w:val="0"/>
-                <w:sz w:val="16"/>
-              </w:rPr>
-            </w:r>
-          </w:p>
-        </w:tc>
-      </w:tr>
-      <w:tr>
-        <w:trPr>
-          <w:cantSplit/>
-        </w:trPr>
-        <w:tc>
-          <w:tcPr>
-            <w:tcW w:type="dxa" w:w="2163"/>
-          </w:tcPr>
-          <w:p>
-            <w:pPr>
-              <w:spacing w:before="20" w:after="20"/>
-            </w:pPr>
-            <w:r/>
-            <w:r>
-              <w:rPr>
-                <w:rFonts w:ascii="Verdana" w:hAnsi="Verdana"/>
-                <w:b w:val="0"/>
-                <w:sz w:val="16"/>
-              </w:rPr>
-            </w:r>
-          </w:p>
-        </w:tc>
-        <w:tc>
-          <w:tcPr>
-            <w:tcW w:type="dxa" w:w="2163"/>
-          </w:tcPr>
-          <w:p>
-            <w:pPr>
-              <w:spacing w:before="20" w:after="20"/>
-            </w:pPr>
-            <w:r/>
-            <w:r>
-              <w:rPr>
-                <w:rFonts w:ascii="Verdana" w:hAnsi="Verdana"/>
-                <w:b w:val="0"/>
-                <w:sz w:val="16"/>
-              </w:rPr>
-            </w:r>
-          </w:p>
-        </w:tc>
-        <w:tc>
-          <w:tcPr>
-            <w:tcW w:type="dxa" w:w="2163"/>
-          </w:tcPr>
-          <w:p>
-            <w:pPr>
-              <w:spacing w:before="20" w:after="20"/>
-            </w:pPr>
-            <w:r/>
-            <w:r>
-              <w:rPr>
-                <w:rFonts w:ascii="Verdana" w:hAnsi="Verdana"/>
-                <w:b w:val="0"/>
-                <w:sz w:val="16"/>
-              </w:rPr>
-            </w:r>
-          </w:p>
-        </w:tc>
-        <w:tc>
-          <w:tcPr>
-            <w:tcW w:type="dxa" w:w="2163"/>
-          </w:tcPr>
-          <w:p>
-            <w:pPr>
-              <w:spacing w:before="20" w:after="20"/>
-            </w:pPr>
-            <w:r/>
-            <w:r>
-              <w:rPr>
-                <w:rFonts w:ascii="Verdana" w:hAnsi="Verdana"/>
-                <w:b w:val="0"/>
-                <w:sz w:val="16"/>
-              </w:rPr>
-              <w:t>0 13 011</w:t>
-            </w:r>
-          </w:p>
-        </w:tc>
-        <w:tc>
-          <w:tcPr>
-            <w:tcW w:type="dxa" w:w="2163"/>
-          </w:tcPr>
-          <w:p>
-            <w:pPr>
-              <w:spacing w:before="20" w:after="20"/>
-            </w:pPr>
-            <w:r/>
-            <w:r>
-              <w:rPr>
-                <w:rFonts w:ascii="Verdana" w:hAnsi="Verdana"/>
-                <w:b w:val="0"/>
-                <w:sz w:val="16"/>
-              </w:rPr>
-              <w:t>Total precipitation/total water equivalent</w:t>
-            </w:r>
-          </w:p>
-        </w:tc>
-        <w:tc>
-          <w:tcPr>
-            <w:tcW w:type="dxa" w:w="2163"/>
-          </w:tcPr>
-          <w:p>
-            <w:pPr>
-              <w:spacing w:before="20" w:after="20"/>
-            </w:pPr>
-            <w:r/>
-            <w:r>
-              <w:rPr>
-                <w:rFonts w:ascii="Verdana" w:hAnsi="Verdana"/>
-                <w:b w:val="0"/>
-                <w:sz w:val="16"/>
-              </w:rPr>
-            </w:r>
-          </w:p>
-        </w:tc>
-        <w:tc>
-          <w:tcPr>
-            <w:tcW w:type="dxa" w:w="2163"/>
-          </w:tcPr>
-          <w:p>
-            <w:pPr>
-              <w:spacing w:before="20" w:after="20"/>
-            </w:pPr>
-            <w:r/>
-            <w:r>
-              <w:rPr>
-                <w:rFonts w:ascii="Verdana" w:hAnsi="Verdana"/>
-                <w:b w:val="0"/>
-                <w:sz w:val="16"/>
-              </w:rPr>
-            </w:r>
-          </w:p>
-        </w:tc>
-      </w:tr>
-      <w:tr>
-        <w:trPr>
-          <w:cantSplit/>
-        </w:trPr>
-        <w:tc>
-          <w:tcPr>
-            <w:tcW w:type="dxa" w:w="2163"/>
-          </w:tcPr>
-          <w:p>
-            <w:pPr>
-              <w:spacing w:before="20" w:after="20"/>
-            </w:pPr>
-            <w:r/>
-            <w:r>
-              <w:rPr>
-                <w:rFonts w:ascii="Verdana" w:hAnsi="Verdana"/>
-                <w:b w:val="0"/>
-                <w:sz w:val="16"/>
-              </w:rPr>
-            </w:r>
-          </w:p>
-        </w:tc>
-        <w:tc>
-          <w:tcPr>
-            <w:tcW w:type="dxa" w:w="2163"/>
-          </w:tcPr>
-          <w:p>
-            <w:pPr>
-              <w:spacing w:before="20" w:after="20"/>
-            </w:pPr>
-            <w:r/>
-            <w:r>
-              <w:rPr>
-                <w:rFonts w:ascii="Verdana" w:hAnsi="Verdana"/>
-                <w:b w:val="0"/>
-                <w:sz w:val="16"/>
-              </w:rPr>
-            </w:r>
-          </w:p>
-        </w:tc>
-        <w:tc>
-          <w:tcPr>
-            <w:tcW w:type="dxa" w:w="2163"/>
-          </w:tcPr>
-          <w:p>
-            <w:pPr>
-              <w:spacing w:before="20" w:after="20"/>
-            </w:pPr>
-            <w:r/>
-            <w:r>
-              <w:rPr>
-                <w:rFonts w:ascii="Verdana" w:hAnsi="Verdana"/>
-                <w:b w:val="0"/>
-                <w:sz w:val="16"/>
-              </w:rPr>
-            </w:r>
-          </w:p>
-        </w:tc>
-        <w:tc>
-          <w:tcPr>
-            <w:tcW w:type="dxa" w:w="2163"/>
-          </w:tcPr>
-          <w:p>
-            <w:pPr>
-              <w:spacing w:before="20" w:after="20"/>
-            </w:pPr>
-            <w:r/>
-            <w:r>
-              <w:rPr>
-                <w:rFonts w:ascii="Verdana" w:hAnsi="Verdana"/>
-                <w:b w:val="0"/>
-                <w:sz w:val="16"/>
-              </w:rPr>
-              <w:t>0 24 005</w:t>
-            </w:r>
-          </w:p>
-        </w:tc>
-        <w:tc>
-          <w:tcPr>
-            <w:tcW w:type="dxa" w:w="2163"/>
-          </w:tcPr>
-          <w:p>
-            <w:pPr>
-              <w:spacing w:before="20" w:after="20"/>
-            </w:pPr>
-            <w:r/>
-            <w:r>
-              <w:rPr>
-                <w:rFonts w:ascii="Verdana" w:hAnsi="Verdana"/>
-                <w:b w:val="0"/>
-                <w:sz w:val="16"/>
-              </w:rPr>
-              <w:t>Isotope mass</w:t>
-            </w:r>
-          </w:p>
-        </w:tc>
-        <w:tc>
-          <w:tcPr>
-            <w:tcW w:type="dxa" w:w="2163"/>
-          </w:tcPr>
-          <w:p>
-            <w:pPr>
-              <w:spacing w:before="20" w:after="20"/>
-            </w:pPr>
-            <w:r/>
-            <w:r>
-              <w:rPr>
-                <w:rFonts w:ascii="Verdana" w:hAnsi="Verdana"/>
-                <w:b w:val="0"/>
-                <w:sz w:val="16"/>
-              </w:rPr>
-            </w:r>
-          </w:p>
-        </w:tc>
-        <w:tc>
-          <w:tcPr>
-            <w:tcW w:type="dxa" w:w="2163"/>
-          </w:tcPr>
-          <w:p>
-            <w:pPr>
-              <w:spacing w:before="20" w:after="20"/>
-            </w:pPr>
-            <w:r/>
-            <w:r>
-              <w:rPr>
-                <w:rFonts w:ascii="Verdana" w:hAnsi="Verdana"/>
-                <w:b w:val="0"/>
-                <w:sz w:val="16"/>
-              </w:rPr>
-            </w:r>
-          </w:p>
-        </w:tc>
-      </w:tr>
-      <w:tr>
-        <w:trPr>
-          <w:cantSplit/>
-        </w:trPr>
-        <w:tc>
-          <w:tcPr>
-            <w:tcW w:type="dxa" w:w="2163"/>
-          </w:tcPr>
-          <w:p>
-            <w:pPr>
-              <w:spacing w:before="20" w:after="20"/>
-            </w:pPr>
-            <w:r/>
-            <w:r>
-              <w:rPr>
-                <w:rFonts w:ascii="Verdana" w:hAnsi="Verdana"/>
-                <w:b w:val="0"/>
-                <w:sz w:val="16"/>
-              </w:rPr>
-            </w:r>
-          </w:p>
-        </w:tc>
-        <w:tc>
-          <w:tcPr>
-            <w:tcW w:type="dxa" w:w="2163"/>
-          </w:tcPr>
-          <w:p>
-            <w:pPr>
-              <w:spacing w:before="20" w:after="20"/>
-            </w:pPr>
-            <w:r/>
-            <w:r>
-              <w:rPr>
-                <w:rFonts w:ascii="Verdana" w:hAnsi="Verdana"/>
-                <w:b w:val="0"/>
-                <w:sz w:val="16"/>
-              </w:rPr>
-            </w:r>
-          </w:p>
-        </w:tc>
-        <w:tc>
-          <w:tcPr>
-            <w:tcW w:type="dxa" w:w="2163"/>
-          </w:tcPr>
-          <w:p>
-            <w:pPr>
-              <w:spacing w:before="20" w:after="20"/>
-            </w:pPr>
-            <w:r/>
-            <w:r>
-              <w:rPr>
-                <w:rFonts w:ascii="Verdana" w:hAnsi="Verdana"/>
-                <w:b w:val="0"/>
-                <w:sz w:val="16"/>
-              </w:rPr>
-            </w:r>
-          </w:p>
-        </w:tc>
-        <w:tc>
-          <w:tcPr>
-            <w:tcW w:type="dxa" w:w="2163"/>
-          </w:tcPr>
-          <w:p>
-            <w:pPr>
-              <w:spacing w:before="20" w:after="20"/>
-            </w:pPr>
-            <w:r/>
-            <w:r>
-              <w:rPr>
-                <w:rFonts w:ascii="Verdana" w:hAnsi="Verdana"/>
-                <w:b w:val="0"/>
-                <w:sz w:val="16"/>
-              </w:rPr>
-              <w:t>0 24 004</w:t>
-            </w:r>
-          </w:p>
-        </w:tc>
-        <w:tc>
-          <w:tcPr>
-            <w:tcW w:type="dxa" w:w="2163"/>
-          </w:tcPr>
-          <w:p>
-            <w:pPr>
-              <w:spacing w:before="20" w:after="20"/>
-            </w:pPr>
-            <w:r/>
-            <w:r>
-              <w:rPr>
-                <w:rFonts w:ascii="Verdana" w:hAnsi="Verdana"/>
-                <w:b w:val="0"/>
-                <w:sz w:val="16"/>
-              </w:rPr>
-              <w:t>Element name</w:t>
-            </w:r>
-          </w:p>
-        </w:tc>
-        <w:tc>
-          <w:tcPr>
-            <w:tcW w:type="dxa" w:w="2163"/>
-          </w:tcPr>
-          <w:p>
-            <w:pPr>
-              <w:spacing w:before="20" w:after="20"/>
-            </w:pPr>
-            <w:r/>
-            <w:r>
-              <w:rPr>
-                <w:rFonts w:ascii="Verdana" w:hAnsi="Verdana"/>
-                <w:b w:val="0"/>
-                <w:sz w:val="16"/>
-              </w:rPr>
-            </w:r>
-          </w:p>
-        </w:tc>
-        <w:tc>
-          <w:tcPr>
-            <w:tcW w:type="dxa" w:w="2163"/>
-          </w:tcPr>
-          <w:p>
-            <w:pPr>
-              <w:spacing w:before="20" w:after="20"/>
-            </w:pPr>
-            <w:r/>
-            <w:r>
-              <w:rPr>
-                <w:rFonts w:ascii="Verdana" w:hAnsi="Verdana"/>
-                <w:b w:val="0"/>
-                <w:sz w:val="16"/>
-              </w:rPr>
-            </w:r>
-          </w:p>
-        </w:tc>
-      </w:tr>
-      <w:tr>
-        <w:trPr>
-          <w:cantSplit/>
-        </w:trPr>
-        <w:tc>
-          <w:tcPr>
-            <w:tcW w:type="dxa" w:w="2163"/>
-          </w:tcPr>
-          <w:p>
-            <w:pPr>
-              <w:spacing w:before="20" w:after="20"/>
-            </w:pPr>
-            <w:r/>
-            <w:r>
-              <w:rPr>
-                <w:rFonts w:ascii="Verdana" w:hAnsi="Verdana"/>
-                <w:b w:val="0"/>
-                <w:sz w:val="16"/>
-              </w:rPr>
-            </w:r>
-          </w:p>
-        </w:tc>
-        <w:tc>
-          <w:tcPr>
-            <w:tcW w:type="dxa" w:w="2163"/>
-          </w:tcPr>
-          <w:p>
-            <w:pPr>
-              <w:spacing w:before="20" w:after="20"/>
-            </w:pPr>
-            <w:r/>
-            <w:r>
-              <w:rPr>
-                <w:rFonts w:ascii="Verdana" w:hAnsi="Verdana"/>
-                <w:b w:val="0"/>
-                <w:sz w:val="16"/>
-              </w:rPr>
-            </w:r>
-          </w:p>
-        </w:tc>
-        <w:tc>
-          <w:tcPr>
-            <w:tcW w:type="dxa" w:w="2163"/>
-          </w:tcPr>
-          <w:p>
-            <w:pPr>
-              <w:spacing w:before="20" w:after="20"/>
-            </w:pPr>
-            <w:r/>
-            <w:r>
-              <w:rPr>
-                <w:rFonts w:ascii="Verdana" w:hAnsi="Verdana"/>
-                <w:b w:val="0"/>
-                <w:sz w:val="16"/>
-              </w:rPr>
-            </w:r>
-          </w:p>
-        </w:tc>
-        <w:tc>
-          <w:tcPr>
-            <w:tcW w:type="dxa" w:w="2163"/>
-          </w:tcPr>
-          <w:p>
-            <w:pPr>
-              <w:spacing w:before="20" w:after="20"/>
-            </w:pPr>
-            <w:r/>
-            <w:r>
-              <w:rPr>
-                <w:rFonts w:ascii="Verdana" w:hAnsi="Verdana"/>
-                <w:b w:val="0"/>
-                <w:sz w:val="16"/>
-              </w:rPr>
-              <w:t>0 24 022</w:t>
-            </w:r>
-          </w:p>
-        </w:tc>
-        <w:tc>
-          <w:tcPr>
-            <w:tcW w:type="dxa" w:w="2163"/>
-          </w:tcPr>
-          <w:p>
-            <w:pPr>
-              <w:spacing w:before="20" w:after="20"/>
-            </w:pPr>
-            <w:r/>
-            <w:r>
-              <w:rPr>
-                <w:rFonts w:ascii="Verdana" w:hAnsi="Verdana"/>
-                <w:b w:val="0"/>
-                <w:sz w:val="16"/>
-              </w:rPr>
-              <w:t>Concentration in precipitation (of named isotope type)</w:t>
-            </w:r>
-          </w:p>
-        </w:tc>
-        <w:tc>
-          <w:tcPr>
-            <w:tcW w:type="dxa" w:w="2163"/>
-          </w:tcPr>
-          <w:p>
-            <w:pPr>
-              <w:spacing w:before="20" w:after="20"/>
-            </w:pPr>
-            <w:r/>
-            <w:r>
-              <w:rPr>
-                <w:rFonts w:ascii="Verdana" w:hAnsi="Verdana"/>
-                <w:b w:val="0"/>
-                <w:sz w:val="16"/>
-              </w:rPr>
-            </w:r>
-          </w:p>
-        </w:tc>
-        <w:tc>
-          <w:tcPr>
-            <w:tcW w:type="dxa" w:w="2163"/>
-          </w:tcPr>
-          <w:p>
-            <w:pPr>
-              <w:spacing w:before="20" w:after="20"/>
-            </w:pPr>
-            <w:r/>
-            <w:r>
-              <w:rPr>
-                <w:rFonts w:ascii="Verdana" w:hAnsi="Verdana"/>
-                <w:b w:val="0"/>
-                <w:sz w:val="16"/>
-              </w:rPr>
-            </w:r>
-          </w:p>
-        </w:tc>
-      </w:tr>
-    </w:tbl>
     <w:sectPr>
       <w:pgSz w:w="16838" w:h="11906" w:orient="landscape"/>
       <w:pgMar w:top="850" w:right="850" w:bottom="850" w:left="850" w:header="720" w:footer="720" w:gutter="0"/>

--- a/docx/en/BUFR_TableD_en_18.docx
+++ b/docx/en/BUFR_TableD_en_18.docx
@@ -1335,137 +1335,6 @@
       </w:tr>
     </w:tbl>
     <w:p/>
-    <w:p/>
-    <w:p>
-      <w:r>
-        <w:rPr>
-          <w:rFonts w:ascii="Verdana" w:hAnsi="Verdana"/>
-          <w:i/>
-          <w:sz w:val="14"/>
-        </w:rPr>
-        <w:t>Note 4: Additional descriptors are required to reduce the workload with respect to the station database, e.g. for identification of the federal state and identification of the highway.</w:t>
-      </w:r>
-    </w:p>
-    <w:p>
-      <w:r>
-        <w:rPr>
-          <w:rFonts w:ascii="Verdana" w:hAnsi="Verdana"/>
-          <w:i/>
-          <w:sz w:val="14"/>
-        </w:rPr>
-        <w:t>Note 7: Compound BUFR messages may be described within the data description section, if required (e.g. 3 01 041, 3 04 001, 3 04 002, 3 04 003, 3 04 004, 3 04 005, 3 04 006).</w:t>
-      </w:r>
-    </w:p>
-    <w:p>
-      <w:r>
-        <w:rPr>
-          <w:rFonts w:ascii="Verdana" w:hAnsi="Verdana"/>
-          <w:i/>
-          <w:sz w:val="14"/>
-        </w:rPr>
-        <w:t>Note 10: Decibel (dB) is a logarithmic measure of the relative power, or of the relative values of two flux densities, especially of sound intensities and radio and radar power densities. In radar meteorology, the logarithmic scale (dBZ) is used for measuring radar reflectivity factor (obtained from the American Meteorological Society Glossary of Meteorology).</w:t>
-      </w:r>
-    </w:p>
-    <w:p>
-      <w:r>
-        <w:rPr>
-          <w:rFonts w:ascii="Verdana" w:hAnsi="Verdana"/>
-          <w:i/>
-          <w:sz w:val="14"/>
-        </w:rPr>
-        <w:t>Note 15: Descriptors 3 03 021 to 3 03 027 are not available in CREX.</w:t>
-      </w:r>
-    </w:p>
-    <w:p>
-      <w:r>
-        <w:rPr>
-          <w:rFonts w:ascii="Verdana" w:hAnsi="Verdana"/>
-          <w:i/>
-          <w:sz w:val="14"/>
-        </w:rPr>
-        <w:t>Note 16: Each BUFR message may contain data for a number of locations; the BUFR compression technique involves negligible overheads for data items that are invariant.</w:t>
-      </w:r>
-    </w:p>
-    <w:p>
-      <w:r>
-        <w:rPr>
-          <w:rFonts w:ascii="Verdana" w:hAnsi="Verdana"/>
-          <w:i/>
-          <w:sz w:val="14"/>
-        </w:rPr>
-        <w:t>Note 32: It could be argued that, as only additions are possible, only complete lines should be allowed; but it is conceivable that local areas will require changes as well as additions, so it is better and in any case clearer to provide descriptions for all the fields.</w:t>
-      </w:r>
-    </w:p>
-    <w:p>
-      <w:r>
-        <w:rPr>
-          <w:rFonts w:ascii="Verdana" w:hAnsi="Verdana"/>
-          <w:i/>
-          <w:sz w:val="14"/>
-        </w:rPr>
-        <w:t>Note 33: It is better to use different Class 00 descriptors for the defining and defined elements, in the same way as different descriptors correspond to pressure considered as a coordinate and pressure measured at a given point; otherwise special rules would be needed to interpret such message. Entries 0 00 010 to 0 00 012 define F, X and Y for Tables B and D; entry 0 00 030 is a descriptor used as data and provides the F, X and Y values defining a sequence for Table D entries.</w:t>
-      </w:r>
-    </w:p>
-    <w:p>
-      <w:r>
-        <w:rPr>
-          <w:rFonts w:ascii="Verdana" w:hAnsi="Verdana"/>
-          <w:i/>
-          <w:sz w:val="14"/>
-        </w:rPr>
-        <w:t>Note 34: Latitude displacement 0 05 015 in the sequence represents the latitude offset from the latitude of the launch site. Longitude displacement 0 06 015 in the sequence represents the longitude offset from the longitude of the launch site.</w:t>
-      </w:r>
-    </w:p>
-    <w:p>
-      <w:r>
-        <w:rPr>
-          <w:rFonts w:ascii="Verdana" w:hAnsi="Verdana"/>
-          <w:i/>
-          <w:sz w:val="14"/>
-        </w:rPr>
-        <w:t>Note 35: Long time displacement 0 04 086 in the sequence represents the time offset from the launch time 3 01 013 (in seconds).</w:t>
-      </w:r>
-    </w:p>
-    <w:p>
-      <w:r>
-        <w:rPr>
-          <w:rFonts w:ascii="Verdana" w:hAnsi="Verdana"/>
-          <w:i/>
-          <w:sz w:val="14"/>
-        </w:rPr>
-        <w:t>Note 43: Separation of single level satellite data into sets of BUFR messages helps compression and results inefficient data transmission and storage.</w:t>
-      </w:r>
-    </w:p>
-    <w:p>
-      <w:r>
-        <w:rPr>
-          <w:rFonts w:ascii="Verdana" w:hAnsi="Verdana"/>
-          <w:i/>
-          <w:sz w:val="14"/>
-        </w:rPr>
-        <w:t>Note 49: The majority of stations has only one position on the road and one subsurface temperature sensor. Delayed Replications have been introduced to increase flexibility and volume efficiency.</w:t>
-      </w:r>
-    </w:p>
-    <w:p>
-      <w:r>
-        <w:rPr>
-          <w:rFonts w:ascii="Verdana" w:hAnsi="Verdana"/>
-          <w:i/>
-          <w:sz w:val="14"/>
-        </w:rPr>
-        <w:t>Note 62: These descriptors should not be used in CREX for transmission.</w:t>
-      </w:r>
-    </w:p>
-    <w:p>
-      <w:r>
-        <w:rPr>
-          <w:rFonts w:ascii="Verdana" w:hAnsi="Verdana"/>
-          <w:i/>
-          <w:sz w:val="14"/>
-        </w:rPr>
-        <w:t>Note 63: These entries include the facility to update the Table A code figure and data description.</w:t>
-      </w:r>
-    </w:p>
     <w:sectPr>
       <w:pgSz w:w="16838" w:h="11906" w:orient="landscape"/>
       <w:pgMar w:top="850" w:right="850" w:bottom="850" w:left="850" w:header="720" w:footer="720" w:gutter="0"/>
